--- a/doc/詞/唐朝/韋莊/韋莊-菩薩蠻·人人盡說江南好.docx
+++ b/doc/詞/唐朝/韋莊/韋莊-菩薩蠻·人人盡說江南好.docx
@@ -1,6 +1,6 @@
 
 <file path=word/document.xml><?xml version="1.0" encoding="utf-8"?>
-<w:document xmlns:wpc="http://schemas.microsoft.com/office/word/2010/wordprocessingCanvas" xmlns:cx="http://schemas.microsoft.com/office/drawing/2014/chartex" xmlns:cx1="http://schemas.microsoft.com/office/drawing/2015/9/8/chartex" xmlns:cx2="http://schemas.microsoft.com/office/drawing/2015/10/21/chartex" xmlns:cx3="http://schemas.microsoft.com/office/drawing/2016/5/9/chartex" xmlns:cx4="http://schemas.microsoft.com/office/drawing/2016/5/10/chartex" xmlns:cx5="http://schemas.microsoft.com/office/drawing/2016/5/11/chartex" xmlns:cx6="http://schemas.microsoft.com/office/drawing/2016/5/12/chartex" xmlns:cx7="http://schemas.microsoft.com/office/drawing/2016/5/13/chartex" xmlns:cx8="http://schemas.microsoft.com/office/drawing/2016/5/14/chartex" xmlns:mc="http://schemas.openxmlformats.org/markup-compatibility/2006" xmlns:aink="http://schemas.microsoft.com/office/drawing/2016/ink" xmlns:am3d="http://schemas.microsoft.com/office/drawing/2017/model3d" xmlns:o="urn:schemas-microsoft-com:office:office" xmlns:oel="http://schemas.microsoft.com/office/2019/extlst" xmlns:r="http://schemas.openxmlformats.org/officeDocument/2006/relationships" xmlns:m="http://schemas.openxmlformats.org/officeDocument/2006/math" xmlns:v="urn:schemas-microsoft-com:vml" xmlns:wp14="http://schemas.microsoft.com/office/word/2010/wordprocessingDrawing" xmlns:wp="http://schemas.openxmlformats.org/drawingml/2006/wordprocessingDrawing" xmlns:w10="urn:schemas-microsoft-com:office:word" xmlns:w="http://schemas.openxmlformats.org/wordprocessingml/2006/main" xmlns:w14="http://schemas.microsoft.com/office/word/2010/wordml" xmlns:w15="http://schemas.microsoft.com/office/word/2012/wordml" xmlns:w16cex="http://schemas.microsoft.com/office/word/2018/wordml/cex" xmlns:w16cid="http://schemas.microsoft.com/office/word/2016/wordml/cid" xmlns:w16="http://schemas.microsoft.com/office/word/2018/wordml" xmlns:w16sdtdh="http://schemas.microsoft.com/office/word/2020/wordml/sdtdatahash" xmlns:w16se="http://schemas.microsoft.com/office/word/2015/wordml/symex" xmlns:wpg="http://schemas.microsoft.com/office/word/2010/wordprocessingGroup" xmlns:wpi="http://schemas.microsoft.com/office/word/2010/wordprocessingInk" xmlns:wne="http://schemas.microsoft.com/office/word/2006/wordml" xmlns:wps="http://schemas.microsoft.com/office/word/2010/wordprocessingShape" mc:Ignorable="w14 w15 w16se w16cid w16 w16cex w16sdtdh wp14">
+<w:document xmlns:wpc="http://schemas.microsoft.com/office/word/2010/wordprocessingCanvas" xmlns:cx="http://schemas.microsoft.com/office/drawing/2014/chartex" xmlns:cx1="http://schemas.microsoft.com/office/drawing/2015/9/8/chartex" xmlns:cx2="http://schemas.microsoft.com/office/drawing/2015/10/21/chartex" xmlns:cx3="http://schemas.microsoft.com/office/drawing/2016/5/9/chartex" xmlns:cx4="http://schemas.microsoft.com/office/drawing/2016/5/10/chartex" xmlns:cx5="http://schemas.microsoft.com/office/drawing/2016/5/11/chartex" xmlns:cx6="http://schemas.microsoft.com/office/drawing/2016/5/12/chartex" xmlns:cx7="http://schemas.microsoft.com/office/drawing/2016/5/13/chartex" xmlns:cx8="http://schemas.microsoft.com/office/drawing/2016/5/14/chartex" xmlns:mc="http://schemas.openxmlformats.org/markup-compatibility/2006" xmlns:aink="http://schemas.microsoft.com/office/drawing/2016/ink" xmlns:am3d="http://schemas.microsoft.com/office/drawing/2017/model3d" xmlns:o="urn:schemas-microsoft-com:office:office" xmlns:r="http://schemas.openxmlformats.org/officeDocument/2006/relationships" xmlns:m="http://schemas.openxmlformats.org/officeDocument/2006/math" xmlns:v="urn:schemas-microsoft-com:vml" xmlns:wp14="http://schemas.microsoft.com/office/word/2010/wordprocessingDrawing" xmlns:wp="http://schemas.openxmlformats.org/drawingml/2006/wordprocessingDrawing" xmlns:w10="urn:schemas-microsoft-com:office:word" xmlns:w="http://schemas.openxmlformats.org/wordprocessingml/2006/main" xmlns:w14="http://schemas.microsoft.com/office/word/2010/wordml" xmlns:w15="http://schemas.microsoft.com/office/word/2012/wordml" xmlns:w16cex="http://schemas.microsoft.com/office/word/2018/wordml/cex" xmlns:w16cid="http://schemas.microsoft.com/office/word/2016/wordml/cid" xmlns:w16="http://schemas.microsoft.com/office/word/2018/wordml" xmlns:w16sdtdh="http://schemas.microsoft.com/office/word/2020/wordml/sdtdatahash" xmlns:w16se="http://schemas.microsoft.com/office/word/2015/wordml/symex" xmlns:wpg="http://schemas.microsoft.com/office/word/2010/wordprocessingGroup" xmlns:wpi="http://schemas.microsoft.com/office/word/2010/wordprocessingInk" xmlns:wne="http://schemas.microsoft.com/office/word/2006/wordml" xmlns:wps="http://schemas.microsoft.com/office/word/2010/wordprocessingShape" mc:Ignorable="w14 w15 w16se w16cid w16 w16cex w16sdtdh wp14">
   <w:body>
     <w:p>
       <w:pPr>
@@ -11,12 +11,13 @@
         </w:rPr>
       </w:pPr>
       <w:bookmarkStart w:id="0" w:name="_Hlk155038982"/>
+      <w:proofErr w:type="gramStart"/>
       <w:r>
         <w:rPr>
           <w:rFonts w:hint="eastAsia"/>
           <w:kern w:val="0"/>
-          <w:sz w:val="48"/>
-          <w:szCs w:val="48"/>
+          <w:sz w:val="44"/>
+          <w:szCs w:val="44"/>
         </w:rPr>
         <w:t>韋莊</w:t>
       </w:r>
@@ -24,8 +25,8 @@
         <w:rPr>
           <w:rFonts w:hint="eastAsia"/>
           <w:kern w:val="0"/>
-          <w:sz w:val="48"/>
-          <w:szCs w:val="48"/>
+          <w:sz w:val="44"/>
+          <w:szCs w:val="44"/>
         </w:rPr>
         <w:t>《</w:t>
       </w:r>
@@ -33,8 +34,8 @@
         <w:rPr>
           <w:rFonts w:hint="eastAsia"/>
           <w:kern w:val="0"/>
-          <w:sz w:val="48"/>
-          <w:szCs w:val="48"/>
+          <w:sz w:val="44"/>
+          <w:szCs w:val="44"/>
         </w:rPr>
         <w:t>菩薩蠻·人人盡說江南好</w:t>
       </w:r>
@@ -42,12 +43,13 @@
         <w:rPr>
           <w:rFonts w:hint="eastAsia"/>
           <w:kern w:val="0"/>
-          <w:sz w:val="48"/>
-          <w:szCs w:val="48"/>
+          <w:sz w:val="44"/>
+          <w:szCs w:val="44"/>
         </w:rPr>
         <w:t>》</w:t>
       </w:r>
       <w:bookmarkEnd w:id="0"/>
+      <w:proofErr w:type="gramEnd"/>
       <w:r>
         <w:rPr>
           <w:rFonts w:hint="eastAsia"/>
@@ -86,19 +88,19 @@
           <w:sz w:val="32"/>
           <w:szCs w:val="32"/>
         </w:rPr>
-        <w:t>人人盡說江南好，遊人只合江南老。春水碧於天，畫船聽雨眠。</w:t>
-      </w:r>
-    </w:p>
-    <w:p>
-      <w:pPr>
-        <w:spacing w:after="0" w:line="520" w:lineRule="exact"/>
-        <w:ind w:left="0" w:right="0" w:firstLine="0"/>
-        <w:rPr>
+        <w:t>人人盡說江南好，遊人只合江南老。春</w:t>
+      </w:r>
+      <w:proofErr w:type="gramStart"/>
+      <w:r>
+        <w:rPr>
+          <w:rFonts w:hint="eastAsia"/>
           <w:color w:val="0F0F0F"/>
           <w:sz w:val="32"/>
           <w:szCs w:val="32"/>
         </w:rPr>
-      </w:pPr>
+        <w:t>水碧於</w:t>
+      </w:r>
+      <w:proofErr w:type="gramEnd"/>
       <w:r>
         <w:rPr>
           <w:rFonts w:hint="eastAsia"/>
@@ -106,12 +108,74 @@
           <w:sz w:val="32"/>
           <w:szCs w:val="32"/>
         </w:rPr>
-        <w:t>壚邊人似月，皓腕凝霜雪。未老莫還鄉，還鄉須斷腸。</w:t>
-      </w:r>
+        <w:t>天，</w:t>
+      </w:r>
+      <w:proofErr w:type="gramStart"/>
+      <w:r>
+        <w:rPr>
+          <w:rFonts w:hint="eastAsia"/>
+          <w:color w:val="0F0F0F"/>
+          <w:sz w:val="32"/>
+          <w:szCs w:val="32"/>
+        </w:rPr>
+        <w:t>畫船聽雨眠。</w:t>
+      </w:r>
+      <w:proofErr w:type="gramEnd"/>
     </w:p>
     <w:p>
       <w:pPr>
-        <w:spacing w:beforeLines="50" w:before="120" w:after="96" w:line="258" w:lineRule="auto"/>
+        <w:spacing w:after="0" w:line="520" w:lineRule="exact"/>
+        <w:ind w:left="0" w:right="0" w:firstLine="0"/>
+        <w:rPr>
+          <w:color w:val="0F0F0F"/>
+          <w:sz w:val="32"/>
+          <w:szCs w:val="32"/>
+        </w:rPr>
+      </w:pPr>
+      <w:proofErr w:type="gramStart"/>
+      <w:r>
+        <w:rPr>
+          <w:rFonts w:hint="eastAsia"/>
+          <w:color w:val="0F0F0F"/>
+          <w:sz w:val="32"/>
+          <w:szCs w:val="32"/>
+        </w:rPr>
+        <w:t>壚</w:t>
+      </w:r>
+      <w:proofErr w:type="gramEnd"/>
+      <w:r>
+        <w:rPr>
+          <w:rFonts w:hint="eastAsia"/>
+          <w:color w:val="0F0F0F"/>
+          <w:sz w:val="32"/>
+          <w:szCs w:val="32"/>
+        </w:rPr>
+        <w:t>邊人</w:t>
+      </w:r>
+      <w:proofErr w:type="gramStart"/>
+      <w:r>
+        <w:rPr>
+          <w:rFonts w:hint="eastAsia"/>
+          <w:color w:val="0F0F0F"/>
+          <w:sz w:val="32"/>
+          <w:szCs w:val="32"/>
+        </w:rPr>
+        <w:t>似月，皓腕凝</w:t>
+      </w:r>
+      <w:proofErr w:type="gramEnd"/>
+      <w:r>
+        <w:rPr>
+          <w:rFonts w:hint="eastAsia"/>
+          <w:color w:val="0F0F0F"/>
+          <w:sz w:val="32"/>
+          <w:szCs w:val="32"/>
+        </w:rPr>
+        <w:t>霜雪。未老莫還鄉，還鄉須斷腸。</w:t>
+      </w:r>
+    </w:p>
+    <w:p>
+      <w:pPr>
+        <w:spacing w:beforeLines="50" w:before="120" w:after="0" w:line="440" w:lineRule="exact"/>
         <w:ind w:left="0" w:right="0" w:firstLine="0"/>
         <w:rPr>
           <w:sz w:val="32"/>
@@ -133,10 +197,10 @@
         <w:pStyle w:val="a9"/>
         <w:numPr>
           <w:ilvl w:val="0"/>
-          <w:numId w:val="10"/>
+          <w:numId w:val="28"/>
         </w:numPr>
-        <w:spacing w:after="0" w:line="400" w:lineRule="exact"/>
-        <w:ind w:leftChars="0" w:right="0"/>
+        <w:spacing w:after="0" w:line="440" w:lineRule="exact"/>
+        <w:ind w:leftChars="0" w:left="284" w:right="0" w:hanging="284"/>
         <w:rPr>
           <w:color w:val="0F0F0F"/>
           <w:szCs w:val="28"/>
@@ -165,7 +229,7 @@
           <w:color w:val="0F0F0F"/>
           <w:szCs w:val="28"/>
         </w:rPr>
-        <w:t>的人，即作者自謂。只合：只應。碧於天：一片碧綠，勝過天色。</w:t>
+        <w:t>的人，即作者自謂。</w:t>
       </w:r>
     </w:p>
     <w:p>
@@ -173,10 +237,10 @@
         <w:pStyle w:val="a9"/>
         <w:numPr>
           <w:ilvl w:val="0"/>
-          <w:numId w:val="10"/>
+          <w:numId w:val="28"/>
         </w:numPr>
-        <w:spacing w:after="0" w:line="400" w:lineRule="exact"/>
-        <w:ind w:leftChars="0" w:right="0"/>
+        <w:spacing w:after="0" w:line="440" w:lineRule="exact"/>
+        <w:ind w:leftChars="0" w:left="284" w:right="0" w:hanging="284"/>
         <w:rPr>
           <w:color w:val="0F0F0F"/>
           <w:szCs w:val="28"/>
@@ -188,8 +252,66 @@
           <w:color w:val="0F0F0F"/>
           <w:szCs w:val="28"/>
         </w:rPr>
+        <w:t>只合：只應。</w:t>
+      </w:r>
+    </w:p>
+    <w:p>
+      <w:pPr>
+        <w:pStyle w:val="a9"/>
+        <w:numPr>
+          <w:ilvl w:val="0"/>
+          <w:numId w:val="28"/>
+        </w:numPr>
+        <w:spacing w:after="0" w:line="440" w:lineRule="exact"/>
+        <w:ind w:leftChars="0" w:left="284" w:right="0" w:hanging="284"/>
+        <w:rPr>
+          <w:color w:val="0F0F0F"/>
+          <w:szCs w:val="28"/>
+        </w:rPr>
+      </w:pPr>
+      <w:proofErr w:type="gramStart"/>
+      <w:r>
+        <w:rPr>
+          <w:rFonts w:hint="eastAsia"/>
+          <w:color w:val="0F0F0F"/>
+          <w:szCs w:val="28"/>
+        </w:rPr>
+        <w:t>碧於天</w:t>
+      </w:r>
+      <w:proofErr w:type="gramEnd"/>
+      <w:r>
+        <w:rPr>
+          <w:rFonts w:hint="eastAsia"/>
+          <w:color w:val="0F0F0F"/>
+          <w:szCs w:val="28"/>
+        </w:rPr>
+        <w:t>：一片碧綠，勝過天色。</w:t>
+      </w:r>
+    </w:p>
+    <w:p>
+      <w:pPr>
+        <w:pStyle w:val="a9"/>
+        <w:numPr>
+          <w:ilvl w:val="0"/>
+          <w:numId w:val="28"/>
+        </w:numPr>
+        <w:spacing w:after="0" w:line="440" w:lineRule="exact"/>
+        <w:ind w:leftChars="0" w:left="284" w:right="0" w:hanging="284"/>
+        <w:rPr>
+          <w:color w:val="0F0F0F"/>
+          <w:szCs w:val="28"/>
+        </w:rPr>
+      </w:pPr>
+      <w:proofErr w:type="gramStart"/>
+      <w:r>
+        <w:rPr>
+          <w:rFonts w:hint="eastAsia"/>
+          <w:color w:val="0F0F0F"/>
+          <w:szCs w:val="28"/>
+        </w:rPr>
         <w:t>壚</w:t>
       </w:r>
+      <w:proofErr w:type="gramEnd"/>
       <w:r>
         <w:rPr>
           <w:rFonts w:hint="eastAsia"/>
@@ -198,6 +320,7 @@
         </w:rPr>
         <w:t>(</w:t>
       </w:r>
+      <w:proofErr w:type="gramStart"/>
       <w:r>
         <w:rPr>
           <w:rFonts w:hint="eastAsia"/>
@@ -207,6 +330,7 @@
         </w:rPr>
         <w:t>ㄌㄨˊ</w:t>
       </w:r>
+      <w:proofErr w:type="gramEnd"/>
       <w:r>
         <w:rPr>
           <w:rFonts w:hint="eastAsia"/>
@@ -227,13 +351,14 @@
     <w:p>
       <w:pPr>
         <w:pStyle w:val="a9"/>
-        <w:spacing w:after="0" w:line="400" w:lineRule="exact"/>
-        <w:ind w:leftChars="0" w:left="360" w:right="0" w:firstLine="0"/>
+        <w:spacing w:after="0" w:line="440" w:lineRule="exact"/>
+        <w:ind w:leftChars="0" w:left="284" w:right="0" w:firstLine="0"/>
         <w:rPr>
           <w:color w:val="0F0F0F"/>
           <w:szCs w:val="28"/>
         </w:rPr>
       </w:pPr>
+      <w:proofErr w:type="gramStart"/>
       <w:r>
         <w:rPr>
           <w:rFonts w:hint="eastAsia"/>
@@ -242,15 +367,16 @@
         </w:rPr>
         <w:t>壚</w:t>
       </w:r>
+      <w:proofErr w:type="gramEnd"/>
     </w:p>
     <w:p>
       <w:pPr>
         <w:pStyle w:val="a9"/>
         <w:numPr>
           <w:ilvl w:val="0"/>
-          <w:numId w:val="24"/>
+          <w:numId w:val="31"/>
         </w:numPr>
-        <w:spacing w:after="0" w:line="400" w:lineRule="exact"/>
+        <w:spacing w:after="0" w:line="440" w:lineRule="exact"/>
         <w:ind w:leftChars="0" w:right="0"/>
         <w:rPr>
           <w:color w:val="0F0F0F"/>
@@ -263,9 +389,28 @@
           <w:color w:val="0F0F0F"/>
           <w:szCs w:val="28"/>
         </w:rPr>
-        <w:t>酒店中置放酒甕的土臺子。【例】酒</w:t>
+        <w:t>酒店中置放酒甕的土</w:t>
+      </w:r>
+      <w:proofErr w:type="gramStart"/>
+      <w:r>
+        <w:rPr>
+          <w:rFonts w:hint="eastAsia"/>
+          <w:color w:val="0F0F0F"/>
+          <w:szCs w:val="28"/>
+        </w:rPr>
+        <w:t>臺</w:t>
+      </w:r>
+      <w:proofErr w:type="gramEnd"/>
+      <w:r>
+        <w:rPr>
+          <w:rFonts w:hint="eastAsia"/>
+          <w:color w:val="0F0F0F"/>
+          <w:szCs w:val="28"/>
+        </w:rPr>
+        <w:t>子。【例】酒</w:t>
       </w:r>
       <w:bookmarkStart w:id="1" w:name="_Hlk155038152"/>
+      <w:proofErr w:type="gramStart"/>
       <w:r>
         <w:rPr>
           <w:rFonts w:hint="eastAsia"/>
@@ -275,38 +420,77 @@
         <w:t>壚</w:t>
       </w:r>
       <w:bookmarkEnd w:id="1"/>
+      <w:proofErr w:type="gramEnd"/>
     </w:p>
     <w:p>
       <w:pPr>
         <w:pStyle w:val="a9"/>
         <w:numPr>
           <w:ilvl w:val="0"/>
-          <w:numId w:val="24"/>
+          <w:numId w:val="31"/>
         </w:numPr>
-        <w:spacing w:after="0" w:line="400" w:lineRule="exact"/>
+        <w:spacing w:after="0" w:line="440" w:lineRule="exact"/>
         <w:ind w:leftChars="0" w:right="0"/>
         <w:rPr>
           <w:color w:val="0F0F0F"/>
           <w:szCs w:val="28"/>
         </w:rPr>
       </w:pPr>
+      <w:proofErr w:type="gramStart"/>
       <w:r>
         <w:rPr>
           <w:rFonts w:hint="eastAsia"/>
           <w:color w:val="0F0F0F"/>
           <w:szCs w:val="28"/>
         </w:rPr>
-        <w:t>燃火用的器具。【例】壚子、茶壚</w:t>
-      </w:r>
+        <w:t>燃火用</w:t>
+      </w:r>
+      <w:proofErr w:type="gramEnd"/>
+      <w:r>
+        <w:rPr>
+          <w:rFonts w:hint="eastAsia"/>
+          <w:color w:val="0F0F0F"/>
+          <w:szCs w:val="28"/>
+        </w:rPr>
+        <w:t>的器具。【例】</w:t>
+      </w:r>
+      <w:proofErr w:type="gramStart"/>
+      <w:r>
+        <w:rPr>
+          <w:rFonts w:hint="eastAsia"/>
+          <w:color w:val="0F0F0F"/>
+          <w:szCs w:val="28"/>
+        </w:rPr>
+        <w:t>壚</w:t>
+      </w:r>
+      <w:proofErr w:type="gramEnd"/>
+      <w:r>
+        <w:rPr>
+          <w:rFonts w:hint="eastAsia"/>
+          <w:color w:val="0F0F0F"/>
+          <w:szCs w:val="28"/>
+        </w:rPr>
+        <w:t>子、茶</w:t>
+      </w:r>
+      <w:proofErr w:type="gramStart"/>
+      <w:r>
+        <w:rPr>
+          <w:rFonts w:hint="eastAsia"/>
+          <w:color w:val="0F0F0F"/>
+          <w:szCs w:val="28"/>
+        </w:rPr>
+        <w:t>壚</w:t>
+      </w:r>
+      <w:proofErr w:type="gramEnd"/>
     </w:p>
     <w:p>
       <w:pPr>
         <w:pStyle w:val="a9"/>
         <w:numPr>
           <w:ilvl w:val="0"/>
-          <w:numId w:val="24"/>
+          <w:numId w:val="31"/>
         </w:numPr>
-        <w:spacing w:after="0" w:line="400" w:lineRule="exact"/>
+        <w:spacing w:after="0" w:line="440" w:lineRule="exact"/>
         <w:ind w:leftChars="0" w:right="0"/>
         <w:rPr>
           <w:color w:val="0F0F0F"/>
@@ -327,31 +511,42 @@
         <w:pStyle w:val="a9"/>
         <w:numPr>
           <w:ilvl w:val="0"/>
-          <w:numId w:val="10"/>
+          <w:numId w:val="28"/>
         </w:numPr>
-        <w:spacing w:after="0" w:line="400" w:lineRule="exact"/>
-        <w:ind w:leftChars="0" w:right="0"/>
+        <w:spacing w:after="0" w:line="440" w:lineRule="exact"/>
+        <w:ind w:leftChars="0" w:left="284" w:right="0" w:hanging="284"/>
         <w:rPr>
           <w:color w:val="0F0F0F"/>
           <w:szCs w:val="28"/>
         </w:rPr>
       </w:pPr>
+      <w:proofErr w:type="gramStart"/>
       <w:r>
         <w:rPr>
           <w:rFonts w:hint="eastAsia"/>
           <w:color w:val="0F0F0F"/>
           <w:szCs w:val="28"/>
         </w:rPr>
-        <w:t>皓腕</w:t>
-      </w:r>
+        <w:t>皓</w:t>
+      </w:r>
+      <w:proofErr w:type="gramEnd"/>
       <w:r>
         <w:rPr>
           <w:rFonts w:hint="eastAsia"/>
           <w:color w:val="0F0F0F"/>
           <w:szCs w:val="28"/>
         </w:rPr>
+        <w:t>腕</w:t>
+      </w:r>
+      <w:r>
+        <w:rPr>
+          <w:rFonts w:hint="eastAsia"/>
+          <w:color w:val="0F0F0F"/>
+          <w:szCs w:val="28"/>
+        </w:rPr>
         <w:t>(</w:t>
       </w:r>
+      <w:proofErr w:type="gramStart"/>
       <w:r>
         <w:rPr>
           <w:rFonts w:hint="eastAsia"/>
@@ -361,6 +556,7 @@
         </w:rPr>
         <w:t>ㄨㄢˋ</w:t>
       </w:r>
+      <w:proofErr w:type="gramEnd"/>
       <w:r>
         <w:rPr>
           <w:rFonts w:hint="eastAsia"/>
@@ -383,10 +579,10 @@
         <w:pStyle w:val="a9"/>
         <w:numPr>
           <w:ilvl w:val="0"/>
-          <w:numId w:val="10"/>
+          <w:numId w:val="28"/>
         </w:numPr>
-        <w:spacing w:after="0" w:line="400" w:lineRule="exact"/>
-        <w:ind w:leftChars="0" w:right="0"/>
+        <w:spacing w:after="0" w:line="440" w:lineRule="exact"/>
+        <w:ind w:leftChars="0" w:left="284" w:right="0" w:hanging="284"/>
         <w:rPr>
           <w:rFonts w:cs="新細明體"/>
           <w:color w:val="0F0F0F"/>
@@ -433,7 +629,31 @@
           <w:color w:val="0F0F0F"/>
           <w:szCs w:val="28"/>
         </w:rPr>
-        <w:t>，當使人悲痛不已。須：必定，肯定。</w:t>
+        <w:t>，當使人悲痛不已。</w:t>
+      </w:r>
+    </w:p>
+    <w:p>
+      <w:pPr>
+        <w:pStyle w:val="a9"/>
+        <w:numPr>
+          <w:ilvl w:val="0"/>
+          <w:numId w:val="28"/>
+        </w:numPr>
+        <w:spacing w:after="0" w:line="440" w:lineRule="exact"/>
+        <w:ind w:leftChars="0" w:left="284" w:right="0" w:hanging="284"/>
+        <w:rPr>
+          <w:rFonts w:cs="新細明體"/>
+          <w:color w:val="0F0F0F"/>
+          <w:szCs w:val="28"/>
+        </w:rPr>
+      </w:pPr>
+      <w:r>
+        <w:rPr>
+          <w:rFonts w:hint="eastAsia"/>
+          <w:color w:val="0F0F0F"/>
+          <w:szCs w:val="28"/>
+        </w:rPr>
+        <w:t>須：必定，肯定。</w:t>
       </w:r>
     </w:p>
     <w:p>
@@ -456,7 +676,7 @@
     </w:p>
     <w:p>
       <w:pPr>
-        <w:spacing w:after="0" w:line="400" w:lineRule="exact"/>
+        <w:spacing w:after="0" w:line="440" w:lineRule="exact"/>
         <w:ind w:left="0" w:right="0" w:firstLine="0"/>
         <w:rPr>
           <w:szCs w:val="28"/>
@@ -474,7 +694,7 @@
           <w:rFonts w:hint="eastAsia"/>
           <w:szCs w:val="28"/>
         </w:rPr>
-        <w:t>人人都說</w:t>
+        <w:t>人人都讚美</w:t>
       </w:r>
       <w:r>
         <w:rPr>
@@ -489,8 +709,9 @@
           <w:rFonts w:hint="eastAsia"/>
           <w:szCs w:val="28"/>
         </w:rPr>
-        <w:t>好，遊人應該在</w:t>
-      </w:r>
+        <w:t>的美好，遊人只應該在</w:t>
+      </w:r>
+      <w:proofErr w:type="gramStart"/>
       <w:r>
         <w:rPr>
           <w:rFonts w:hint="eastAsia"/>
@@ -504,12 +725,20 @@
           <w:rFonts w:hint="eastAsia"/>
           <w:szCs w:val="28"/>
         </w:rPr>
-        <w:t>待到老去。春天的江水清澈碧綠比天空還青，遊人可以在有彩繪的船上聽著雨聲入眠。</w:t>
+        <w:t>終</w:t>
+      </w:r>
+      <w:proofErr w:type="gramEnd"/>
+      <w:r>
+        <w:rPr>
+          <w:rFonts w:hint="eastAsia"/>
+          <w:szCs w:val="28"/>
+        </w:rPr>
+        <w:t>老。春天的江水清澈碧綠，比晴朗的天空還要明淨；躺在彩繪的遊船中，聆聽著淅淅瀝瀝的雨聲安然入眠。</w:t>
       </w:r>
     </w:p>
     <w:p>
       <w:pPr>
-        <w:spacing w:after="0" w:line="400" w:lineRule="exact"/>
+        <w:spacing w:after="0" w:line="440" w:lineRule="exact"/>
         <w:ind w:left="0" w:right="0" w:firstLine="0"/>
         <w:rPr>
           <w:szCs w:val="28"/>
@@ -520,43 +749,19 @@
           <w:rFonts w:hint="eastAsia"/>
           <w:szCs w:val="28"/>
         </w:rPr>
-        <w:t xml:space="preserve">    </w:t>
-      </w:r>
-      <w:r>
-        <w:rPr>
-          <w:rFonts w:hint="eastAsia"/>
-          <w:szCs w:val="28"/>
-          <w:u w:val="single"/>
-        </w:rPr>
-        <w:t>江南</w:t>
-      </w:r>
-      <w:r>
-        <w:rPr>
-          <w:rFonts w:hint="eastAsia"/>
-          <w:szCs w:val="28"/>
-        </w:rPr>
-        <w:t>酒家賣酒的女子長得很美，賣酒</w:t>
-      </w:r>
-      <w:r>
-        <w:rPr>
-          <w:rFonts w:hint="eastAsia"/>
-          <w:b/>
-          <w:bCs/>
-          <w:szCs w:val="28"/>
-        </w:rPr>
-        <w:t>撩</w:t>
-      </w:r>
-      <w:r>
-        <w:rPr>
-          <w:rFonts w:hint="eastAsia"/>
-          <w:szCs w:val="28"/>
-        </w:rPr>
-        <w:t>袖時露出的雙臂潔白如雪。年華未衰之時不要回鄉，回到家鄉後必定悲痛到極點。</w:t>
+        <w:t xml:space="preserve">　　</w:t>
+      </w:r>
+      <w:r>
+        <w:rPr>
+          <w:rFonts w:hint="eastAsia"/>
+          <w:szCs w:val="28"/>
+        </w:rPr>
+        <w:t>酒店賣酒的女子容貌美麗，宛如皎潔的明月；當她抬起手招喚客人時，露出的手腕潔白如霜雪。不到年老之時千萬不要回到家鄉，如果現在就回去，定會因為思鄉與現實的無奈而愁腸寸斷。</w:t>
       </w:r>
     </w:p>
     <w:p>
       <w:pPr>
-        <w:spacing w:beforeLines="50" w:before="120" w:after="0" w:line="400" w:lineRule="exact"/>
+        <w:spacing w:beforeLines="50" w:before="120" w:after="0" w:line="440" w:lineRule="exact"/>
         <w:ind w:left="0" w:right="0" w:firstLine="0"/>
         <w:rPr>
           <w:sz w:val="32"/>
@@ -576,8 +781,9 @@
     </w:p>
     <w:p>
       <w:pPr>
-        <w:spacing w:after="0" w:line="400" w:lineRule="exact"/>
+        <w:spacing w:after="0" w:line="440" w:lineRule="exact"/>
         <w:ind w:left="-6" w:right="0" w:hanging="11"/>
+        <w:jc w:val="both"/>
         <w:rPr>
           <w:szCs w:val="28"/>
         </w:rPr>
@@ -589,47 +795,76 @@
         </w:rPr>
         <w:t xml:space="preserve">　　</w:t>
       </w:r>
-      <w:r>
-        <w:rPr>
-          <w:rFonts w:hint="eastAsia"/>
-          <w:szCs w:val="28"/>
-        </w:rPr>
-        <w:t>這首詩是《菩薩蠻五首》中的第二首，對第一首的回應。難道主人公不願意回到家中嗎？可是自己求取功名不得，又怎能輕言回去呢？</w:t>
-      </w:r>
-      <w:r>
-        <w:rPr>
-          <w:rFonts w:hint="eastAsia"/>
-          <w:szCs w:val="28"/>
-        </w:rPr>
-        <w:t>「</w:t>
-      </w:r>
-      <w:r>
-        <w:rPr>
-          <w:rFonts w:hint="eastAsia"/>
-          <w:szCs w:val="28"/>
-        </w:rPr>
-        <w:t>人人盡說江南好。遊人只合江南老。</w:t>
-      </w:r>
-      <w:r>
-        <w:rPr>
-          <w:rFonts w:hint="eastAsia"/>
-          <w:szCs w:val="28"/>
-        </w:rPr>
-        <w:t>」</w:t>
-      </w:r>
-      <w:r>
-        <w:rPr>
-          <w:rFonts w:hint="eastAsia"/>
-          <w:szCs w:val="28"/>
-        </w:rPr>
-        <w:t>寫得多美！但這種美，不是靠意象的美而烘托，卻是靠濃摯的情感，而且是經過理性的浸潤後的濃摯的情感動人。</w:t>
-      </w:r>
+      <w:proofErr w:type="gramStart"/>
       <w:r>
         <w:rPr>
           <w:rFonts w:hint="eastAsia"/>
           <w:szCs w:val="28"/>
           <w:u w:val="single"/>
         </w:rPr>
+        <w:t>韋莊</w:t>
+      </w:r>
+      <w:r>
+        <w:rPr>
+          <w:rFonts w:hint="eastAsia"/>
+          <w:szCs w:val="28"/>
+        </w:rPr>
+        <w:t>的</w:t>
+      </w:r>
+      <w:proofErr w:type="gramEnd"/>
+      <w:r>
+        <w:rPr>
+          <w:rFonts w:hint="eastAsia"/>
+          <w:szCs w:val="28"/>
+        </w:rPr>
+        <w:t>這首《菩薩蠻》是</w:t>
+      </w:r>
+      <w:proofErr w:type="gramStart"/>
+      <w:r>
+        <w:rPr>
+          <w:rFonts w:hint="eastAsia"/>
+          <w:szCs w:val="28"/>
+          <w:u w:val="single"/>
+        </w:rPr>
+        <w:t>晚唐</w:t>
+      </w:r>
+      <w:r>
+        <w:rPr>
+          <w:rFonts w:hint="eastAsia"/>
+          <w:szCs w:val="28"/>
+        </w:rPr>
+        <w:t>詞壇</w:t>
+      </w:r>
+      <w:proofErr w:type="gramEnd"/>
+      <w:r>
+        <w:rPr>
+          <w:rFonts w:hint="eastAsia"/>
+          <w:szCs w:val="28"/>
+        </w:rPr>
+        <w:t>的千古絕唱。</w:t>
+      </w:r>
+      <w:proofErr w:type="gramStart"/>
+      <w:r>
+        <w:rPr>
+          <w:rFonts w:hint="eastAsia"/>
+          <w:szCs w:val="28"/>
+        </w:rPr>
+        <w:t>全詞表面</w:t>
+      </w:r>
+      <w:proofErr w:type="gramEnd"/>
+      <w:r>
+        <w:rPr>
+          <w:rFonts w:hint="eastAsia"/>
+          <w:szCs w:val="28"/>
+        </w:rPr>
+        <w:t>上極力描繪</w:t>
+      </w:r>
+      <w:r>
+        <w:rPr>
+          <w:rFonts w:hint="eastAsia"/>
+          <w:szCs w:val="28"/>
+          <w:u w:val="single"/>
+        </w:rPr>
         <w:t>江南</w:t>
       </w:r>
       <w:r>
@@ -637,7 +872,172 @@
           <w:rFonts w:hint="eastAsia"/>
           <w:szCs w:val="28"/>
         </w:rPr>
-        <w:t>之美，</w:t>
+        <w:t>的美好與安逸，實則包裹著詞人漂泊</w:t>
+      </w:r>
+      <w:proofErr w:type="gramStart"/>
+      <w:r>
+        <w:rPr>
+          <w:rFonts w:hint="eastAsia"/>
+          <w:szCs w:val="28"/>
+        </w:rPr>
+        <w:t>他鄉、</w:t>
+      </w:r>
+      <w:proofErr w:type="gramEnd"/>
+      <w:r>
+        <w:rPr>
+          <w:rFonts w:hint="eastAsia"/>
+          <w:szCs w:val="28"/>
+        </w:rPr>
+        <w:t>有家難回的深</w:t>
+      </w:r>
+      <w:proofErr w:type="gramStart"/>
+      <w:r>
+        <w:rPr>
+          <w:rFonts w:hint="eastAsia"/>
+          <w:szCs w:val="28"/>
+        </w:rPr>
+        <w:t>沉</w:t>
+      </w:r>
+      <w:proofErr w:type="gramEnd"/>
+      <w:r>
+        <w:rPr>
+          <w:rFonts w:hint="eastAsia"/>
+          <w:szCs w:val="28"/>
+        </w:rPr>
+        <w:t>悲涼，是一首典型的「以</w:t>
+      </w:r>
+      <w:proofErr w:type="gramStart"/>
+      <w:r>
+        <w:rPr>
+          <w:rFonts w:hint="eastAsia"/>
+          <w:szCs w:val="28"/>
+        </w:rPr>
+        <w:t>樂景寫哀</w:t>
+      </w:r>
+      <w:proofErr w:type="gramEnd"/>
+      <w:r>
+        <w:rPr>
+          <w:rFonts w:hint="eastAsia"/>
+          <w:szCs w:val="28"/>
+        </w:rPr>
+        <w:t>」的抒情傑作。</w:t>
+      </w:r>
+    </w:p>
+    <w:p>
+      <w:pPr>
+        <w:spacing w:after="0" w:line="440" w:lineRule="exact"/>
+        <w:ind w:left="-6" w:right="0" w:hanging="11"/>
+        <w:jc w:val="both"/>
+        <w:rPr>
+          <w:szCs w:val="28"/>
+        </w:rPr>
+      </w:pPr>
+      <w:r>
+        <w:rPr>
+          <w:rFonts w:hint="eastAsia"/>
+          <w:szCs w:val="28"/>
+        </w:rPr>
+        <w:t xml:space="preserve">　　</w:t>
+      </w:r>
+      <w:r>
+        <w:rPr>
+          <w:rFonts w:hint="eastAsia"/>
+          <w:szCs w:val="28"/>
+        </w:rPr>
+        <w:t>詞的上片從「人人盡說江南好」的</w:t>
+      </w:r>
+      <w:proofErr w:type="gramStart"/>
+      <w:r>
+        <w:rPr>
+          <w:rFonts w:hint="eastAsia"/>
+          <w:szCs w:val="28"/>
+        </w:rPr>
+        <w:t>讚歎</w:t>
+      </w:r>
+      <w:proofErr w:type="gramEnd"/>
+      <w:r>
+        <w:rPr>
+          <w:rFonts w:hint="eastAsia"/>
+          <w:szCs w:val="28"/>
+        </w:rPr>
+        <w:t>切入，這是客觀的社會共識，也是詞人滯留</w:t>
+      </w:r>
+      <w:r>
+        <w:rPr>
+          <w:rFonts w:hint="eastAsia"/>
+          <w:szCs w:val="28"/>
+          <w:u w:val="single"/>
+        </w:rPr>
+        <w:t>江南</w:t>
+      </w:r>
+      <w:r>
+        <w:rPr>
+          <w:rFonts w:hint="eastAsia"/>
+          <w:szCs w:val="28"/>
+        </w:rPr>
+        <w:t>的背景。「遊人只合江南老」一句，看似是心甘情願的留戀，實則暗藏玄機</w:t>
+      </w:r>
+      <w:r>
+        <w:rPr>
+          <w:rFonts w:hint="eastAsia"/>
+          <w:szCs w:val="28"/>
+        </w:rPr>
+        <w:t>--</w:t>
+      </w:r>
+      <w:r>
+        <w:rPr>
+          <w:rFonts w:hint="eastAsia"/>
+          <w:szCs w:val="28"/>
+        </w:rPr>
+        <w:t>「只合」二字，帶有一種命運的無奈與妥協，暗示著並非不想回鄉，而是情勢所迫，只能選擇在</w:t>
+      </w:r>
+      <w:proofErr w:type="gramStart"/>
+      <w:r>
+        <w:rPr>
+          <w:rFonts w:hint="eastAsia"/>
+          <w:szCs w:val="28"/>
+          <w:u w:val="single"/>
+        </w:rPr>
+        <w:t>江南</w:t>
+      </w:r>
+      <w:r>
+        <w:rPr>
+          <w:rFonts w:hint="eastAsia"/>
+          <w:szCs w:val="28"/>
+        </w:rPr>
+        <w:t>終</w:t>
+      </w:r>
+      <w:proofErr w:type="gramEnd"/>
+      <w:r>
+        <w:rPr>
+          <w:rFonts w:hint="eastAsia"/>
+          <w:szCs w:val="28"/>
+        </w:rPr>
+        <w:t>老。</w:t>
+      </w:r>
+    </w:p>
+    <w:p>
+      <w:pPr>
+        <w:spacing w:after="0" w:line="440" w:lineRule="exact"/>
+        <w:ind w:left="-6" w:right="0" w:hanging="11"/>
+        <w:jc w:val="both"/>
+        <w:rPr>
+          <w:szCs w:val="28"/>
+        </w:rPr>
+      </w:pPr>
+      <w:r>
+        <w:rPr>
+          <w:rFonts w:hint="eastAsia"/>
+          <w:szCs w:val="28"/>
+        </w:rPr>
+        <w:t xml:space="preserve">　　</w:t>
+      </w:r>
+      <w:r>
+        <w:rPr>
+          <w:rFonts w:hint="eastAsia"/>
+          <w:szCs w:val="28"/>
+        </w:rPr>
+        <w:t>緊接著，詞人以極具畫面感的筆墨，</w:t>
       </w:r>
       <w:r>
         <w:rPr>
@@ -646,14 +1046,29 @@
           <w:bCs/>
           <w:szCs w:val="28"/>
         </w:rPr>
-        <w:t>甲</w:t>
-      </w:r>
-      <w:r>
-        <w:rPr>
-          <w:rFonts w:hint="eastAsia"/>
-          <w:szCs w:val="28"/>
-        </w:rPr>
-        <w:t>於天下，但</w:t>
+        <w:t>勾勒</w:t>
+      </w:r>
+      <w:r>
+        <w:rPr>
+          <w:rFonts w:hint="eastAsia"/>
+          <w:szCs w:val="28"/>
+        </w:rPr>
+        <w:t>出</w:t>
+      </w:r>
+      <w:r>
+        <w:rPr>
+          <w:rFonts w:hint="eastAsia"/>
+          <w:szCs w:val="28"/>
+          <w:u w:val="single"/>
+        </w:rPr>
+        <w:t>江南</w:t>
+      </w:r>
+      <w:r>
+        <w:rPr>
+          <w:rFonts w:hint="eastAsia"/>
+          <w:szCs w:val="28"/>
+        </w:rPr>
+        <w:t>的</w:t>
       </w:r>
       <w:r>
         <w:rPr>
@@ -662,28 +1077,77 @@
           <w:bCs/>
           <w:szCs w:val="28"/>
         </w:rPr>
-        <w:t>寓居</w:t>
-      </w:r>
-      <w:r>
-        <w:rPr>
-          <w:rFonts w:hint="eastAsia"/>
-          <w:szCs w:val="28"/>
-        </w:rPr>
-        <w:t>在此，逃避戰亂的人，又怎</w:t>
-      </w:r>
-      <w:r>
-        <w:rPr>
-          <w:rFonts w:hint="eastAsia"/>
-          <w:szCs w:val="28"/>
-        </w:rPr>
-        <w:t>麼</w:t>
-      </w:r>
-      <w:r>
-        <w:rPr>
-          <w:rFonts w:hint="eastAsia"/>
-          <w:szCs w:val="28"/>
-        </w:rPr>
-        <w:t>會有歸屬感？故這兩句是</w:t>
+        <w:t>靈動</w:t>
+      </w:r>
+      <w:r>
+        <w:rPr>
+          <w:rFonts w:hint="eastAsia"/>
+          <w:szCs w:val="28"/>
+        </w:rPr>
+        <w:t>與閒適。「春</w:t>
+      </w:r>
+      <w:proofErr w:type="gramStart"/>
+      <w:r>
+        <w:rPr>
+          <w:rFonts w:hint="eastAsia"/>
+          <w:szCs w:val="28"/>
+        </w:rPr>
+        <w:t>水碧於</w:t>
+      </w:r>
+      <w:proofErr w:type="gramEnd"/>
+      <w:r>
+        <w:rPr>
+          <w:rFonts w:hint="eastAsia"/>
+          <w:szCs w:val="28"/>
+        </w:rPr>
+        <w:t>天」將</w:t>
+      </w:r>
+      <w:r>
+        <w:rPr>
+          <w:rFonts w:hint="eastAsia"/>
+          <w:szCs w:val="28"/>
+          <w:u w:val="single"/>
+        </w:rPr>
+        <w:t>江南</w:t>
+      </w:r>
+      <w:r>
+        <w:rPr>
+          <w:rFonts w:hint="eastAsia"/>
+          <w:szCs w:val="28"/>
+        </w:rPr>
+        <w:t>的春水描繪得比明淨的藍天還要澄澈，色彩鮮明；「</w:t>
+      </w:r>
+      <w:proofErr w:type="gramStart"/>
+      <w:r>
+        <w:rPr>
+          <w:rFonts w:hint="eastAsia"/>
+          <w:szCs w:val="28"/>
+        </w:rPr>
+        <w:t>畫船聽雨眠」</w:t>
+      </w:r>
+      <w:proofErr w:type="gramEnd"/>
+      <w:r>
+        <w:rPr>
+          <w:rFonts w:hint="eastAsia"/>
+          <w:szCs w:val="28"/>
+        </w:rPr>
+        <w:t>則寫盡了水鄉的安寧與詩意。在淅淅瀝瀝的春雨中，躺</w:t>
+      </w:r>
+      <w:proofErr w:type="gramStart"/>
+      <w:r>
+        <w:rPr>
+          <w:rFonts w:hint="eastAsia"/>
+          <w:szCs w:val="28"/>
+        </w:rPr>
+        <w:t>在雕畫精美</w:t>
+      </w:r>
+      <w:proofErr w:type="gramEnd"/>
+      <w:r>
+        <w:rPr>
+          <w:rFonts w:hint="eastAsia"/>
+          <w:szCs w:val="28"/>
+        </w:rPr>
+        <w:t>的船艙裡安然入睡，這種極致的閒適，正是無數遊子</w:t>
       </w:r>
       <w:r>
         <w:rPr>
@@ -692,42 +1156,203 @@
           <w:bCs/>
           <w:szCs w:val="28"/>
         </w:rPr>
-        <w:t>沉鬱</w:t>
-      </w:r>
-      <w:r>
-        <w:rPr>
-          <w:rFonts w:hint="eastAsia"/>
-          <w:szCs w:val="28"/>
-        </w:rPr>
-        <w:t>的。</w:t>
-      </w:r>
-      <w:r>
-        <w:rPr>
-          <w:rFonts w:hint="eastAsia"/>
-          <w:szCs w:val="28"/>
-        </w:rPr>
-        <w:t>「</w:t>
-      </w:r>
-      <w:r>
-        <w:rPr>
-          <w:rFonts w:hint="eastAsia"/>
-          <w:szCs w:val="28"/>
-        </w:rPr>
-        <w:t>春水碧於天。畫船聽雨眠。</w:t>
-      </w:r>
-      <w:r>
-        <w:rPr>
-          <w:rFonts w:hint="eastAsia"/>
-          <w:szCs w:val="28"/>
-        </w:rPr>
-        <w:t>」</w:t>
-      </w:r>
-      <w:r>
-        <w:rPr>
-          <w:rFonts w:hint="eastAsia"/>
-          <w:szCs w:val="28"/>
-        </w:rPr>
-        <w:t>說的是碧綠的春水，比天空還要明淨，躺在遊船</w:t>
+        <w:t>夢寐以求</w:t>
+      </w:r>
+      <w:r>
+        <w:rPr>
+          <w:rFonts w:hint="eastAsia"/>
+          <w:szCs w:val="28"/>
+        </w:rPr>
+        <w:t>的避風港。</w:t>
+      </w:r>
+    </w:p>
+    <w:p>
+      <w:pPr>
+        <w:spacing w:after="0" w:line="440" w:lineRule="exact"/>
+        <w:ind w:left="-6" w:right="0" w:hanging="11"/>
+        <w:jc w:val="both"/>
+        <w:rPr>
+          <w:szCs w:val="28"/>
+        </w:rPr>
+      </w:pPr>
+      <w:r>
+        <w:rPr>
+          <w:rFonts w:hint="eastAsia"/>
+          <w:szCs w:val="28"/>
+        </w:rPr>
+        <w:lastRenderedPageBreak/>
+        <w:t xml:space="preserve">　　</w:t>
+      </w:r>
+      <w:r>
+        <w:rPr>
+          <w:rFonts w:hint="eastAsia"/>
+          <w:szCs w:val="28"/>
+        </w:rPr>
+        <w:t>下片進一步深化這種美好，將焦點從自然景致轉向人文風情。「</w:t>
+      </w:r>
+      <w:proofErr w:type="gramStart"/>
+      <w:r>
+        <w:rPr>
+          <w:rFonts w:hint="eastAsia"/>
+          <w:szCs w:val="28"/>
+        </w:rPr>
+        <w:t>壚</w:t>
+      </w:r>
+      <w:proofErr w:type="gramEnd"/>
+      <w:r>
+        <w:rPr>
+          <w:rFonts w:hint="eastAsia"/>
+          <w:szCs w:val="28"/>
+        </w:rPr>
+        <w:t>邊人</w:t>
+      </w:r>
+      <w:proofErr w:type="gramStart"/>
+      <w:r>
+        <w:rPr>
+          <w:rFonts w:hint="eastAsia"/>
+          <w:szCs w:val="28"/>
+        </w:rPr>
+        <w:t>似月，皓腕凝</w:t>
+      </w:r>
+      <w:proofErr w:type="gramEnd"/>
+      <w:r>
+        <w:rPr>
+          <w:rFonts w:hint="eastAsia"/>
+          <w:szCs w:val="28"/>
+        </w:rPr>
+        <w:t>霜雪」，詞人借用</w:t>
+      </w:r>
+      <w:r>
+        <w:rPr>
+          <w:rFonts w:hint="eastAsia"/>
+          <w:szCs w:val="28"/>
+          <w:u w:val="single"/>
+        </w:rPr>
+        <w:t>卓文君</w:t>
+      </w:r>
+      <w:r>
+        <w:rPr>
+          <w:rFonts w:hint="eastAsia"/>
+          <w:szCs w:val="28"/>
+        </w:rPr>
+        <w:t>當</w:t>
+      </w:r>
+      <w:proofErr w:type="gramStart"/>
+      <w:r>
+        <w:rPr>
+          <w:rFonts w:hint="eastAsia"/>
+          <w:szCs w:val="28"/>
+        </w:rPr>
+        <w:t>壚</w:t>
+      </w:r>
+      <w:proofErr w:type="gramEnd"/>
+      <w:r>
+        <w:rPr>
+          <w:rFonts w:hint="eastAsia"/>
+          <w:szCs w:val="28"/>
+        </w:rPr>
+        <w:t>賣酒的典故，描繪了</w:t>
+      </w:r>
+      <w:r>
+        <w:rPr>
+          <w:rFonts w:hint="eastAsia"/>
+          <w:szCs w:val="28"/>
+          <w:u w:val="single"/>
+        </w:rPr>
+        <w:t>江南</w:t>
+      </w:r>
+      <w:r>
+        <w:rPr>
+          <w:rFonts w:hint="eastAsia"/>
+          <w:szCs w:val="28"/>
+        </w:rPr>
+        <w:t>酒家女子的絕世美貌。她們面容皎潔如明月，雙手白皙如霜雪，舉手投足間充滿了</w:t>
+      </w:r>
+      <w:r>
+        <w:rPr>
+          <w:rFonts w:hint="eastAsia"/>
+          <w:szCs w:val="28"/>
+          <w:u w:val="single"/>
+        </w:rPr>
+        <w:t>江南</w:t>
+      </w:r>
+      <w:r>
+        <w:rPr>
+          <w:rFonts w:hint="eastAsia"/>
+          <w:szCs w:val="28"/>
+        </w:rPr>
+        <w:t>特有的溫柔與靈動。美景與美人交織，彷彿</w:t>
+      </w:r>
+      <w:r>
+        <w:rPr>
+          <w:rFonts w:hint="eastAsia"/>
+          <w:szCs w:val="28"/>
+          <w:u w:val="single"/>
+        </w:rPr>
+        <w:t>江南</w:t>
+      </w:r>
+      <w:r>
+        <w:rPr>
+          <w:rFonts w:hint="eastAsia"/>
+          <w:szCs w:val="28"/>
+        </w:rPr>
+        <w:t>就是人間天堂。</w:t>
+      </w:r>
+    </w:p>
+    <w:p>
+      <w:pPr>
+        <w:spacing w:after="0" w:line="440" w:lineRule="exact"/>
+        <w:ind w:left="-6" w:right="0" w:hanging="11"/>
+        <w:jc w:val="both"/>
+        <w:rPr>
+          <w:szCs w:val="28"/>
+        </w:rPr>
+      </w:pPr>
+      <w:r>
+        <w:rPr>
+          <w:rFonts w:hint="eastAsia"/>
+          <w:szCs w:val="28"/>
+        </w:rPr>
+        <w:t xml:space="preserve">　　</w:t>
+      </w:r>
+      <w:r>
+        <w:rPr>
+          <w:rFonts w:hint="eastAsia"/>
+          <w:szCs w:val="28"/>
+        </w:rPr>
+        <w:t>然而，正當讀者</w:t>
+      </w:r>
+      <w:proofErr w:type="gramStart"/>
+      <w:r>
+        <w:rPr>
+          <w:rFonts w:hint="eastAsia"/>
+          <w:szCs w:val="28"/>
+        </w:rPr>
+        <w:t>沉</w:t>
+      </w:r>
+      <w:proofErr w:type="gramEnd"/>
+      <w:r>
+        <w:rPr>
+          <w:rFonts w:hint="eastAsia"/>
+          <w:szCs w:val="28"/>
+        </w:rPr>
+        <w:t>浸在溫柔鄉時，</w:t>
+      </w:r>
+      <w:proofErr w:type="gramStart"/>
+      <w:r>
+        <w:rPr>
+          <w:rFonts w:hint="eastAsia"/>
+          <w:szCs w:val="28"/>
+        </w:rPr>
+        <w:t>結句</w:t>
+      </w:r>
+      <w:proofErr w:type="gramEnd"/>
+      <w:r>
+        <w:rPr>
+          <w:rFonts w:hint="eastAsia"/>
+          <w:szCs w:val="28"/>
+        </w:rPr>
+        <w:t>「未老莫還鄉，還鄉須斷腸」卻</w:t>
       </w:r>
       <w:r>
         <w:rPr>
@@ -736,14 +1361,30 @@
           <w:bCs/>
           <w:szCs w:val="28"/>
         </w:rPr>
-        <w:t>畫舫</w:t>
-      </w:r>
-      <w:r>
-        <w:rPr>
-          <w:rFonts w:hint="eastAsia"/>
-          <w:szCs w:val="28"/>
-        </w:rPr>
-        <w:t>之中，和著雨聲入睡，又是何等之美，何等之</w:t>
+        <w:t>陡然</w:t>
+      </w:r>
+      <w:r>
+        <w:rPr>
+          <w:rFonts w:hint="eastAsia"/>
+          <w:szCs w:val="28"/>
+        </w:rPr>
+        <w:t>轉折，爆發出強烈的哀傷。這兩句</w:t>
+      </w:r>
+      <w:proofErr w:type="gramStart"/>
+      <w:r>
+        <w:rPr>
+          <w:rFonts w:hint="eastAsia"/>
+          <w:szCs w:val="28"/>
+        </w:rPr>
+        <w:t>是全詞的</w:t>
+      </w:r>
+      <w:proofErr w:type="gramEnd"/>
+      <w:r>
+        <w:rPr>
+          <w:rFonts w:hint="eastAsia"/>
+          <w:szCs w:val="28"/>
+        </w:rPr>
+        <w:t>靈魂所在。「未老莫還鄉」看似是勸慰自己和旁人，實則是正話反說。此時的北方正值中原戰亂（黃巢之亂後），故鄉已成</w:t>
       </w:r>
       <w:r>
         <w:rPr>
@@ -752,172 +1393,65 @@
           <w:bCs/>
           <w:szCs w:val="28"/>
         </w:rPr>
-        <w:t>空靈</w:t>
-      </w:r>
-      <w:r>
-        <w:rPr>
-          <w:rFonts w:hint="eastAsia"/>
-          <w:szCs w:val="28"/>
-        </w:rPr>
-        <w:t>。前二句的沉鬱，與後二句的空靈，就形成了難以言喻的藝術張力。</w:t>
+        <w:t>廢墟</w:t>
+      </w:r>
+      <w:r>
+        <w:rPr>
+          <w:rFonts w:hint="eastAsia"/>
+          <w:szCs w:val="28"/>
+        </w:rPr>
+        <w:t>，親人音訊</w:t>
+      </w:r>
+      <w:proofErr w:type="gramStart"/>
+      <w:r>
+        <w:rPr>
+          <w:rFonts w:hint="eastAsia"/>
+          <w:b/>
+          <w:bCs/>
+          <w:szCs w:val="28"/>
+        </w:rPr>
+        <w:t>杳</w:t>
+      </w:r>
+      <w:proofErr w:type="gramEnd"/>
+      <w:r>
+        <w:rPr>
+          <w:rFonts w:hint="eastAsia"/>
+          <w:b/>
+          <w:bCs/>
+          <w:szCs w:val="28"/>
+        </w:rPr>
+        <w:t>然</w:t>
+      </w:r>
+      <w:r>
+        <w:rPr>
+          <w:rFonts w:hint="eastAsia"/>
+          <w:szCs w:val="28"/>
+        </w:rPr>
+        <w:t>。不回鄉，不是不想回，而是「不敢回」。一旦回到那破碎的故土，只會令人肝腸寸斷。</w:t>
       </w:r>
     </w:p>
     <w:p>
       <w:pPr>
-        <w:spacing w:after="0" w:line="400" w:lineRule="exact"/>
+        <w:spacing w:after="0" w:line="440" w:lineRule="exact"/>
         <w:ind w:left="-6" w:right="0" w:hanging="11"/>
-        <w:rPr>
-          <w:szCs w:val="28"/>
-        </w:rPr>
-      </w:pPr>
-      <w:r>
-        <w:rPr>
-          <w:rFonts w:hint="eastAsia"/>
-          <w:szCs w:val="28"/>
-        </w:rPr>
-        <w:t xml:space="preserve">    </w:t>
-      </w:r>
-      <w:r>
-        <w:rPr>
-          <w:rFonts w:hint="eastAsia"/>
-          <w:szCs w:val="28"/>
-        </w:rPr>
-        <w:t>過片暗用</w:t>
-      </w:r>
-      <w:r>
-        <w:rPr>
-          <w:rFonts w:hint="eastAsia"/>
-          <w:szCs w:val="28"/>
-          <w:u w:val="single"/>
-        </w:rPr>
-        <w:t>卓文君</w:t>
-      </w:r>
-      <w:r>
-        <w:rPr>
-          <w:rFonts w:hint="eastAsia"/>
-          <w:szCs w:val="28"/>
-        </w:rPr>
-        <w:t>之典。</w:t>
-      </w:r>
-      <w:r>
-        <w:rPr>
-          <w:rFonts w:hint="eastAsia"/>
-          <w:szCs w:val="28"/>
-          <w:u w:val="single"/>
-        </w:rPr>
-        <w:t>漢</w:t>
-      </w:r>
-      <w:r>
-        <w:rPr>
-          <w:rFonts w:hint="eastAsia"/>
-          <w:szCs w:val="28"/>
-        </w:rPr>
-        <w:t>時</w:t>
-      </w:r>
-      <w:r>
-        <w:rPr>
-          <w:rFonts w:hint="eastAsia"/>
-          <w:szCs w:val="28"/>
-          <w:u w:val="single"/>
-        </w:rPr>
-        <w:t>蜀</w:t>
-      </w:r>
-      <w:r>
-        <w:rPr>
-          <w:rFonts w:hint="eastAsia"/>
-          <w:szCs w:val="28"/>
-        </w:rPr>
-        <w:t>人</w:t>
-      </w:r>
-      <w:r>
-        <w:rPr>
-          <w:rFonts w:hint="eastAsia"/>
-          <w:szCs w:val="28"/>
-          <w:u w:val="single"/>
-        </w:rPr>
-        <w:t>司馬相如</w:t>
-      </w:r>
-      <w:r>
-        <w:rPr>
-          <w:rFonts w:hint="eastAsia"/>
-          <w:szCs w:val="28"/>
-        </w:rPr>
-        <w:t>，與巨富</w:t>
-      </w:r>
-      <w:r>
-        <w:rPr>
-          <w:rFonts w:hint="eastAsia"/>
-          <w:szCs w:val="28"/>
-          <w:u w:val="single"/>
-        </w:rPr>
-        <w:t>卓王孫</w:t>
-      </w:r>
-      <w:r>
-        <w:rPr>
-          <w:rFonts w:hint="eastAsia"/>
-          <w:szCs w:val="28"/>
-        </w:rPr>
-        <w:t>之女</w:t>
-      </w:r>
-      <w:r>
-        <w:rPr>
-          <w:rFonts w:hint="eastAsia"/>
-          <w:szCs w:val="28"/>
-          <w:u w:val="single"/>
-        </w:rPr>
-        <w:t>卓文君</w:t>
-      </w:r>
-      <w:r>
-        <w:rPr>
-          <w:rFonts w:hint="eastAsia"/>
-          <w:szCs w:val="28"/>
-        </w:rPr>
-        <w:t>私奔，因</w:t>
-      </w:r>
-      <w:r>
-        <w:rPr>
-          <w:rFonts w:hint="eastAsia"/>
-          <w:szCs w:val="28"/>
-          <w:u w:val="single"/>
-        </w:rPr>
-        <w:t>卓王孫</w:t>
-      </w:r>
-      <w:r>
-        <w:rPr>
-          <w:rFonts w:hint="eastAsia"/>
-          <w:szCs w:val="28"/>
-        </w:rPr>
-        <w:t>宣布與</w:t>
-      </w:r>
-      <w:r>
-        <w:rPr>
-          <w:rFonts w:hint="eastAsia"/>
-          <w:szCs w:val="28"/>
-          <w:u w:val="single"/>
-        </w:rPr>
-        <w:t>文君</w:t>
-      </w:r>
-      <w:r>
-        <w:rPr>
-          <w:rFonts w:hint="eastAsia"/>
-          <w:szCs w:val="28"/>
-        </w:rPr>
-        <w:t>斷絕關係，</w:t>
-      </w:r>
-      <w:r>
-        <w:rPr>
-          <w:rFonts w:hint="eastAsia"/>
-          <w:szCs w:val="28"/>
-          <w:u w:val="single"/>
-        </w:rPr>
-        <w:t>司馬相如</w:t>
-      </w:r>
-      <w:r>
-        <w:rPr>
-          <w:rFonts w:hint="eastAsia"/>
-          <w:szCs w:val="28"/>
-        </w:rPr>
-        <w:t>就</w:t>
+        <w:jc w:val="both"/>
+        <w:rPr>
+          <w:szCs w:val="28"/>
+        </w:rPr>
+      </w:pPr>
+      <w:r>
+        <w:rPr>
+          <w:rFonts w:hint="eastAsia"/>
+          <w:szCs w:val="28"/>
+        </w:rPr>
+        <w:t xml:space="preserve">　　</w:t>
+      </w:r>
+      <w:r>
+        <w:rPr>
+          <w:rFonts w:hint="eastAsia"/>
+          <w:szCs w:val="28"/>
+        </w:rPr>
+        <w:t>總體而言，這首詞巧妙地運用了</w:t>
       </w:r>
       <w:r>
         <w:rPr>
@@ -926,7 +1460,71 @@
           <w:bCs/>
           <w:szCs w:val="28"/>
         </w:rPr>
-        <w:t>令</w:t>
+        <w:t>反襯</w:t>
+      </w:r>
+      <w:r>
+        <w:rPr>
+          <w:rFonts w:hint="eastAsia"/>
+          <w:szCs w:val="28"/>
+        </w:rPr>
+        <w:t>手法。江南的春</w:t>
+      </w:r>
+      <w:proofErr w:type="gramStart"/>
+      <w:r>
+        <w:rPr>
+          <w:rFonts w:hint="eastAsia"/>
+          <w:szCs w:val="28"/>
+        </w:rPr>
+        <w:t>水越碧綠、畫船</w:t>
+      </w:r>
+      <w:proofErr w:type="gramEnd"/>
+      <w:r>
+        <w:rPr>
+          <w:rFonts w:hint="eastAsia"/>
+          <w:szCs w:val="28"/>
+        </w:rPr>
+        <w:t>越安穩、美人越溫柔，就反襯出詞人背井離鄉的處境越無奈，心中的思鄉</w:t>
+      </w:r>
+      <w:proofErr w:type="gramStart"/>
+      <w:r>
+        <w:rPr>
+          <w:rFonts w:hint="eastAsia"/>
+          <w:szCs w:val="28"/>
+        </w:rPr>
+        <w:t>之痛越劇烈</w:t>
+      </w:r>
+      <w:proofErr w:type="gramEnd"/>
+      <w:r>
+        <w:rPr>
+          <w:rFonts w:hint="eastAsia"/>
+          <w:szCs w:val="28"/>
+        </w:rPr>
+        <w:t>。</w:t>
+      </w:r>
+      <w:proofErr w:type="gramStart"/>
+      <w:r>
+        <w:rPr>
+          <w:rFonts w:hint="eastAsia"/>
+          <w:szCs w:val="28"/>
+          <w:u w:val="single"/>
+        </w:rPr>
+        <w:t>韋</w:t>
+      </w:r>
+      <w:proofErr w:type="gramEnd"/>
+      <w:r>
+        <w:rPr>
+          <w:rFonts w:hint="eastAsia"/>
+          <w:szCs w:val="28"/>
+          <w:u w:val="single"/>
+        </w:rPr>
+        <w:t>莊</w:t>
+      </w:r>
+      <w:r>
+        <w:rPr>
+          <w:rFonts w:hint="eastAsia"/>
+          <w:szCs w:val="28"/>
+        </w:rPr>
+        <w:t>以</w:t>
       </w:r>
       <w:r>
         <w:rPr>
@@ -934,10 +1532,10 @@
           <w:b/>
           <w:bCs/>
           <w:szCs w:val="28"/>
-          <w:u w:val="single"/>
-        </w:rPr>
-        <w:t>文君</w:t>
-      </w:r>
+        </w:rPr>
+        <w:t>清</w:t>
+      </w:r>
+      <w:proofErr w:type="gramStart"/>
       <w:r>
         <w:rPr>
           <w:rFonts w:hint="eastAsia"/>
@@ -945,185 +1543,45 @@
           <w:bCs/>
           <w:szCs w:val="28"/>
         </w:rPr>
-        <w:t>當壚</w:t>
-      </w:r>
-      <w:r>
-        <w:rPr>
-          <w:rFonts w:hint="eastAsia"/>
-          <w:szCs w:val="28"/>
-        </w:rPr>
-        <w:t>，自己穿著短褲，在大街上洗滌酒器。所以</w:t>
-      </w:r>
-      <w:r>
-        <w:rPr>
-          <w:rFonts w:hint="eastAsia"/>
-          <w:szCs w:val="28"/>
-        </w:rPr>
-        <w:t>「</w:t>
-      </w:r>
-      <w:r>
-        <w:rPr>
-          <w:rFonts w:hint="eastAsia"/>
-          <w:szCs w:val="28"/>
-        </w:rPr>
-        <w:t>爐邊人似月。皓腕凝雙雪</w:t>
-      </w:r>
-      <w:r>
-        <w:rPr>
-          <w:rFonts w:hint="eastAsia"/>
-          <w:szCs w:val="28"/>
-        </w:rPr>
-        <w:t>」</w:t>
-      </w:r>
-      <w:r>
-        <w:rPr>
-          <w:rFonts w:hint="eastAsia"/>
-          <w:szCs w:val="28"/>
-        </w:rPr>
-        <w:t>，</w:t>
-      </w:r>
-      <w:r>
-        <w:rPr>
-          <w:rFonts w:hint="eastAsia"/>
-          <w:szCs w:val="28"/>
-        </w:rPr>
-        <w:t>壚</w:t>
-      </w:r>
-      <w:r>
-        <w:rPr>
-          <w:rFonts w:hint="eastAsia"/>
-          <w:szCs w:val="28"/>
-        </w:rPr>
-        <w:t>就是酒壚，</w:t>
-      </w:r>
-      <w:r>
-        <w:rPr>
-          <w:rFonts w:hint="eastAsia"/>
-          <w:szCs w:val="28"/>
-        </w:rPr>
-        <w:t>壚</w:t>
-      </w:r>
-      <w:r>
-        <w:rPr>
-          <w:rFonts w:hint="eastAsia"/>
-          <w:szCs w:val="28"/>
-        </w:rPr>
-        <w:t>邊人指的就是自己的妻子。主人公何嘗不思念這位面如皎月、膚色</w:t>
-      </w:r>
-      <w:r>
-        <w:rPr>
-          <w:rFonts w:hint="eastAsia"/>
-          <w:b/>
-          <w:bCs/>
-          <w:szCs w:val="28"/>
-        </w:rPr>
-        <w:t>賽</w:t>
-      </w:r>
-      <w:r>
-        <w:rPr>
-          <w:rFonts w:hint="eastAsia"/>
-          <w:szCs w:val="28"/>
-        </w:rPr>
-        <w:t>霜雪的妻子？但是</w:t>
-      </w:r>
-      <w:r>
-        <w:rPr>
-          <w:rFonts w:hint="eastAsia"/>
-          <w:szCs w:val="28"/>
-        </w:rPr>
-        <w:t>「</w:t>
-      </w:r>
-      <w:r>
-        <w:rPr>
-          <w:rFonts w:hint="eastAsia"/>
-          <w:szCs w:val="28"/>
-        </w:rPr>
-        <w:t>未老莫還鄉</w:t>
-      </w:r>
-      <w:r>
-        <w:rPr>
-          <w:rFonts w:hint="eastAsia"/>
-          <w:szCs w:val="28"/>
-        </w:rPr>
-        <w:t>，</w:t>
-      </w:r>
-      <w:r>
-        <w:rPr>
-          <w:rFonts w:hint="eastAsia"/>
-          <w:szCs w:val="28"/>
-        </w:rPr>
-        <w:t>還鄉須斷腸</w:t>
-      </w:r>
-      <w:r>
-        <w:rPr>
-          <w:rFonts w:hint="eastAsia"/>
-          <w:szCs w:val="28"/>
-        </w:rPr>
-        <w:t>」</w:t>
-      </w:r>
-      <w:r>
-        <w:rPr>
-          <w:rFonts w:hint="eastAsia"/>
-          <w:szCs w:val="28"/>
-        </w:rPr>
-        <w:t>，古人云</w:t>
-      </w:r>
-      <w:hyperlink r:id="rId12" w:history="1">
-        <w:r>
-          <w:rPr>
-            <w:rStyle w:val="a7"/>
-            <w:rFonts w:hint="eastAsia"/>
-            <w:szCs w:val="28"/>
-          </w:rPr>
-          <w:t>富貴而不還鄉，就像衣錦而夜行</w:t>
-        </w:r>
-      </w:hyperlink>
-      <w:r>
-        <w:rPr>
-          <w:rFonts w:hint="eastAsia"/>
-          <w:szCs w:val="28"/>
-        </w:rPr>
-        <w:t>，而一事無成的人，回到家鄉，心情卻只有更加</w:t>
-      </w:r>
-      <w:r>
-        <w:rPr>
-          <w:rFonts w:hint="eastAsia"/>
-          <w:b/>
-          <w:bCs/>
-          <w:szCs w:val="28"/>
-        </w:rPr>
-        <w:t>抑鬱</w:t>
-      </w:r>
-      <w:r>
-        <w:rPr>
-          <w:rFonts w:hint="eastAsia"/>
-          <w:szCs w:val="28"/>
-        </w:rPr>
-        <w:t>哀涼。這兩句沒有任何藝術技巧可言，純粹靠人生閱歷和情感動人，成為千古名句佳句。</w:t>
-      </w:r>
-      <w:r>
-        <w:rPr>
-          <w:rFonts w:hint="eastAsia"/>
-          <w:szCs w:val="28"/>
-        </w:rPr>
-        <w:t>(資料來源：</w:t>
-      </w:r>
-      <w:hyperlink r:id="rId13" w:history="1">
-        <w:r>
-          <w:rPr>
-            <w:rStyle w:val="a7"/>
-            <w:sz w:val="24"/>
-            <w:szCs w:val="24"/>
-          </w:rPr>
-          <w:t>https://bit.ly/3H0Gi2b</w:t>
-        </w:r>
-      </w:hyperlink>
-      <w:r>
-        <w:rPr>
-          <w:rFonts w:hint="eastAsia"/>
-          <w:szCs w:val="28"/>
-        </w:rPr>
-        <w:t>)</w:t>
+        <w:t>麗疏淡</w:t>
+      </w:r>
+      <w:proofErr w:type="gramEnd"/>
+      <w:r>
+        <w:rPr>
+          <w:rFonts w:hint="eastAsia"/>
+          <w:szCs w:val="28"/>
+        </w:rPr>
+        <w:t>的語言，將「留戀</w:t>
+      </w:r>
+      <w:r>
+        <w:rPr>
+          <w:rFonts w:hint="eastAsia"/>
+          <w:szCs w:val="28"/>
+          <w:u w:val="single"/>
+        </w:rPr>
+        <w:t>江南</w:t>
+      </w:r>
+      <w:r>
+        <w:rPr>
+          <w:rFonts w:hint="eastAsia"/>
+          <w:szCs w:val="28"/>
+        </w:rPr>
+        <w:t>」與「思念故鄉」的雙重矛盾心理完美融合，讓人在品味</w:t>
+      </w:r>
+      <w:r>
+        <w:rPr>
+          <w:rFonts w:hint="eastAsia"/>
+          <w:szCs w:val="28"/>
+          <w:u w:val="single"/>
+        </w:rPr>
+        <w:t>江南</w:t>
+      </w:r>
+      <w:r>
+        <w:rPr>
+          <w:rFonts w:hint="eastAsia"/>
+          <w:szCs w:val="28"/>
+        </w:rPr>
+        <w:t>美景的同時，也能深深體會到那一份掩蓋在歡愉之下的刻骨悲涼。</w:t>
       </w:r>
     </w:p>
     <w:p>
@@ -1131,37 +1589,18 @@
         <w:spacing w:beforeLines="50" w:before="120" w:after="0" w:line="440" w:lineRule="exact"/>
         <w:ind w:left="-6" w:right="0" w:hanging="11"/>
         <w:rPr>
+          <w:b/>
+          <w:sz w:val="32"/>
+          <w:szCs w:val="32"/>
+        </w:rPr>
+      </w:pPr>
+      <w:r>
+        <w:rPr>
+          <w:rFonts w:hint="eastAsia"/>
           <w:sz w:val="32"/>
           <w:szCs w:val="32"/>
           <w:bdr w:val="single" w:sz="4" w:space="0" w:color="auto"/>
         </w:rPr>
-        <w:sectPr>
-          <w:footerReference w:type="default" r:id="rId14"/>
-          <w:pgSz w:w="11906" w:h="16838"/>
-          <w:pgMar w:top="567" w:right="851" w:bottom="567" w:left="851" w:header="510" w:footer="0" w:gutter="0"/>
-          <w:cols w:space="720"/>
-          <w:docGrid w:linePitch="381"/>
-        </w:sectPr>
-      </w:pPr>
-    </w:p>
-    <w:p>
-      <w:pPr>
-        <w:spacing w:after="0" w:line="440" w:lineRule="exact"/>
-        <w:ind w:left="-6" w:right="0" w:hanging="11"/>
-        <w:rPr>
-          <w:b/>
-          <w:sz w:val="32"/>
-          <w:szCs w:val="32"/>
-        </w:rPr>
-      </w:pPr>
-      <w:r>
-        <w:rPr>
-          <w:rFonts w:hint="eastAsia"/>
-          <w:sz w:val="32"/>
-          <w:szCs w:val="32"/>
-          <w:bdr w:val="single" w:sz="4" w:space="0" w:color="auto"/>
-        </w:rPr>
-        <w:lastRenderedPageBreak/>
         <w:t>補充</w:t>
       </w:r>
     </w:p>
@@ -1172,7 +1611,7 @@
           <w:ilvl w:val="0"/>
           <w:numId w:val="8"/>
         </w:numPr>
-        <w:spacing w:after="0" w:line="380" w:lineRule="exact"/>
+        <w:spacing w:after="0" w:line="420" w:lineRule="exact"/>
         <w:ind w:leftChars="0" w:left="284" w:right="0" w:hanging="284"/>
         <w:rPr>
           <w:szCs w:val="28"/>
@@ -1183,208 +1622,51 @@
           <w:rFonts w:hint="eastAsia"/>
           <w:szCs w:val="28"/>
         </w:rPr>
-        <w:t>撩</w:t>
-      </w:r>
-    </w:p>
-    <w:p>
-      <w:pPr>
-        <w:pStyle w:val="a9"/>
-        <w:spacing w:after="0" w:line="380" w:lineRule="exact"/>
-        <w:ind w:leftChars="0" w:left="284" w:right="0" w:firstLine="0"/>
-        <w:rPr>
-          <w:szCs w:val="28"/>
-        </w:rPr>
-      </w:pPr>
-      <w:r>
-        <w:rPr>
-          <w:rFonts w:hint="eastAsia"/>
-          <w:color w:val="FF0000"/>
-          <w:sz w:val="16"/>
-          <w:szCs w:val="16"/>
-        </w:rPr>
-        <w:t>ㄌㄧㄠ</w:t>
-      </w:r>
-      <w:r>
-        <w:rPr>
-          <w:rFonts w:hint="eastAsia"/>
-          <w:color w:val="FF0000"/>
-          <w:sz w:val="16"/>
-          <w:szCs w:val="16"/>
-        </w:rPr>
-        <w:t>ˊ</w:t>
-      </w:r>
-    </w:p>
-    <w:p>
-      <w:pPr>
-        <w:pStyle w:val="a9"/>
-        <w:numPr>
-          <w:ilvl w:val="0"/>
-          <w:numId w:val="25"/>
-        </w:numPr>
-        <w:spacing w:after="0" w:line="380" w:lineRule="exact"/>
-        <w:ind w:leftChars="0" w:right="0"/>
-        <w:rPr>
-          <w:szCs w:val="28"/>
-        </w:rPr>
-      </w:pPr>
-      <w:r>
-        <w:rPr>
-          <w:rFonts w:hint="eastAsia"/>
-          <w:szCs w:val="28"/>
-        </w:rPr>
-        <w:t>提、掀起垂下物體的下緣。【例】撩起裙子</w:t>
-      </w:r>
-    </w:p>
-    <w:p>
-      <w:pPr>
-        <w:pStyle w:val="a9"/>
-        <w:numPr>
-          <w:ilvl w:val="0"/>
-          <w:numId w:val="25"/>
-        </w:numPr>
-        <w:spacing w:after="0" w:line="380" w:lineRule="exact"/>
-        <w:ind w:leftChars="0" w:right="0"/>
-        <w:rPr>
-          <w:szCs w:val="28"/>
-        </w:rPr>
-      </w:pPr>
-      <w:r>
-        <w:rPr>
-          <w:rFonts w:hint="eastAsia"/>
-          <w:szCs w:val="28"/>
-        </w:rPr>
-        <w:t>撥動。【例】撩動、撩髮</w:t>
-      </w:r>
-    </w:p>
-    <w:p>
-      <w:pPr>
-        <w:pStyle w:val="a9"/>
-        <w:numPr>
-          <w:ilvl w:val="0"/>
-          <w:numId w:val="25"/>
-        </w:numPr>
-        <w:spacing w:after="0" w:line="380" w:lineRule="exact"/>
-        <w:ind w:leftChars="0" w:right="0"/>
-        <w:rPr>
-          <w:szCs w:val="28"/>
-        </w:rPr>
-      </w:pPr>
-      <w:r>
-        <w:rPr>
-          <w:rFonts w:hint="eastAsia"/>
-          <w:szCs w:val="28"/>
-        </w:rPr>
-        <w:t>挑弄、逗引。【例】撩撥、姿態撩人</w:t>
-      </w:r>
-    </w:p>
-    <w:p>
-      <w:pPr>
-        <w:pStyle w:val="a9"/>
-        <w:numPr>
-          <w:ilvl w:val="0"/>
-          <w:numId w:val="25"/>
-        </w:numPr>
-        <w:spacing w:after="0" w:line="380" w:lineRule="exact"/>
-        <w:ind w:leftChars="0" w:right="0"/>
-        <w:rPr>
-          <w:szCs w:val="28"/>
-        </w:rPr>
-      </w:pPr>
-      <w:r>
-        <w:rPr>
-          <w:rFonts w:hint="eastAsia"/>
-          <w:szCs w:val="28"/>
-        </w:rPr>
-        <w:t>紛亂。【例】眼花撩亂</w:t>
-      </w:r>
-    </w:p>
-    <w:p>
-      <w:pPr>
-        <w:spacing w:after="0" w:line="380" w:lineRule="exact"/>
-        <w:ind w:left="283" w:right="0" w:firstLine="0"/>
-        <w:rPr>
-          <w:szCs w:val="28"/>
-        </w:rPr>
-      </w:pPr>
-      <w:r>
-        <w:rPr>
-          <w:rFonts w:hint="eastAsia"/>
-          <w:color w:val="FF0000"/>
-          <w:sz w:val="16"/>
-          <w:szCs w:val="16"/>
-        </w:rPr>
-        <w:t>ㄌㄧㄠ</w:t>
-      </w:r>
-    </w:p>
-    <w:p>
-      <w:pPr>
-        <w:pStyle w:val="a9"/>
-        <w:numPr>
-          <w:ilvl w:val="0"/>
-          <w:numId w:val="26"/>
-        </w:numPr>
-        <w:spacing w:after="0" w:line="380" w:lineRule="exact"/>
-        <w:ind w:leftChars="0" w:right="0"/>
-        <w:rPr>
-          <w:szCs w:val="28"/>
-        </w:rPr>
-      </w:pPr>
-      <w:r>
-        <w:rPr>
-          <w:rFonts w:hint="eastAsia"/>
-          <w:szCs w:val="28"/>
-        </w:rPr>
-        <w:t>提、掀、揭。如：「撩開簾子」、「撩起裙襬」。</w:t>
-      </w:r>
-    </w:p>
-    <w:p>
-      <w:pPr>
-        <w:pStyle w:val="a9"/>
-        <w:numPr>
-          <w:ilvl w:val="0"/>
-          <w:numId w:val="26"/>
-        </w:numPr>
-        <w:spacing w:after="0" w:line="380" w:lineRule="exact"/>
-        <w:ind w:leftChars="0" w:right="0"/>
-        <w:rPr>
-          <w:szCs w:val="28"/>
-        </w:rPr>
-      </w:pPr>
-      <w:r>
-        <w:rPr>
-          <w:szCs w:val="28"/>
-        </w:rPr>
-        <w:t>用手舀水甩灑。如：「菜販往菜上撩水。」</w:t>
-      </w:r>
-    </w:p>
-    <w:p>
-      <w:pPr>
-        <w:pStyle w:val="a9"/>
-        <w:numPr>
-          <w:ilvl w:val="0"/>
-          <w:numId w:val="26"/>
-        </w:numPr>
-        <w:spacing w:after="0" w:line="380" w:lineRule="exact"/>
-        <w:ind w:leftChars="0" w:right="0"/>
-        <w:rPr>
-          <w:szCs w:val="28"/>
-        </w:rPr>
-      </w:pPr>
-      <w:r>
-        <w:rPr>
-          <w:szCs w:val="28"/>
-        </w:rPr>
-        <w:t>北平方言。指瞥、略看。如：「朝那屋裡撩了一眼。」</w:t>
-      </w:r>
-    </w:p>
-    <w:p>
-      <w:pPr>
-        <w:spacing w:after="0" w:line="380" w:lineRule="exact"/>
-        <w:ind w:left="283" w:right="0" w:firstLine="0"/>
-        <w:rPr>
-          <w:szCs w:val="28"/>
-        </w:rPr>
-      </w:pPr>
+        <w:t>勾勒</w:t>
+      </w:r>
+      <w:r>
+        <w:rPr>
+          <w:rFonts w:hint="eastAsia"/>
+          <w:szCs w:val="28"/>
+        </w:rPr>
+        <w:t>：</w:t>
+      </w:r>
+      <w:r>
+        <w:rPr>
+          <w:rFonts w:hint="eastAsia"/>
+          <w:szCs w:val="28"/>
+        </w:rPr>
+        <w:t>用線條畫出物體的邊緣輪廓；也指用簡練的文字表現人或事物的概貌</w:t>
+      </w:r>
+      <w:r>
+        <w:rPr>
+          <w:rFonts w:hint="eastAsia"/>
+          <w:szCs w:val="28"/>
+        </w:rPr>
+        <w:t>。</w:t>
+      </w:r>
+      <w:r>
+        <w:rPr>
+          <w:rFonts w:hint="eastAsia"/>
+          <w:szCs w:val="28"/>
+        </w:rPr>
+        <w:t>指詞人用精煉、傳神的筆墨，像畫家畫出線條輪廓一樣，描繪、展現出</w:t>
+      </w:r>
+      <w:r>
+        <w:rPr>
+          <w:rFonts w:hint="eastAsia"/>
+          <w:szCs w:val="28"/>
+          <w:u w:val="single"/>
+        </w:rPr>
+        <w:t>江南</w:t>
+      </w:r>
+      <w:r>
+        <w:rPr>
+          <w:rFonts w:hint="eastAsia"/>
+          <w:szCs w:val="28"/>
+        </w:rPr>
+        <w:t>水鄉的風景畫面（如春水、畫船）。</w:t>
+      </w:r>
     </w:p>
     <w:p>
       <w:pPr>
@@ -1393,7 +1675,7 @@
           <w:ilvl w:val="0"/>
           <w:numId w:val="8"/>
         </w:numPr>
-        <w:spacing w:after="0" w:line="380" w:lineRule="exact"/>
+        <w:spacing w:after="0" w:line="420" w:lineRule="exact"/>
         <w:ind w:leftChars="0" w:left="284" w:right="0" w:hanging="284"/>
         <w:rPr>
           <w:szCs w:val="28"/>
@@ -1404,14 +1686,43 @@
           <w:rFonts w:hint="eastAsia"/>
           <w:szCs w:val="28"/>
         </w:rPr>
-        <w:t>甲：</w:t>
-      </w:r>
-      <w:r>
-        <w:rPr>
-          <w:rFonts w:hint="eastAsia"/>
-          <w:szCs w:val="28"/>
-        </w:rPr>
-        <w:t>超過一般、居首位的。如：「富甲天下」、「桂林山水甲天下」。</w:t>
+        <w:t>靈動</w:t>
+      </w:r>
+      <w:r>
+        <w:rPr>
+          <w:rFonts w:hint="eastAsia"/>
+          <w:szCs w:val="28"/>
+        </w:rPr>
+        <w:t>：</w:t>
+      </w:r>
+      <w:r>
+        <w:rPr>
+          <w:rFonts w:hint="eastAsia"/>
+          <w:szCs w:val="28"/>
+        </w:rPr>
+        <w:t>靈活活潑、具有生氣，不顯得呆板。</w:t>
+      </w:r>
+      <w:r>
+        <w:rPr>
+          <w:rFonts w:hint="eastAsia"/>
+          <w:szCs w:val="28"/>
+        </w:rPr>
+        <w:t>形容</w:t>
+      </w:r>
+      <w:r>
+        <w:rPr>
+          <w:rFonts w:hint="eastAsia"/>
+          <w:szCs w:val="28"/>
+          <w:u w:val="single"/>
+        </w:rPr>
+        <w:t>江南</w:t>
+      </w:r>
+      <w:r>
+        <w:rPr>
+          <w:rFonts w:hint="eastAsia"/>
+          <w:szCs w:val="28"/>
+        </w:rPr>
+        <w:t>的女子與風景充滿了活潑、有生氣且優美的姿態，展現出一種不呆板、富有靈氣的美感。</w:t>
       </w:r>
     </w:p>
     <w:p>
@@ -1421,7 +1732,7 @@
           <w:ilvl w:val="0"/>
           <w:numId w:val="8"/>
         </w:numPr>
-        <w:spacing w:after="0" w:line="380" w:lineRule="exact"/>
+        <w:spacing w:after="0" w:line="420" w:lineRule="exact"/>
         <w:ind w:leftChars="0" w:left="284" w:right="0" w:hanging="284"/>
         <w:rPr>
           <w:szCs w:val="28"/>
@@ -1432,14 +1743,94 @@
           <w:rFonts w:hint="eastAsia"/>
           <w:szCs w:val="28"/>
         </w:rPr>
-        <w:t>寓居：寄居。</w:t>
-      </w:r>
-      <w:r>
-        <w:rPr>
-          <w:rFonts w:hint="eastAsia"/>
-          <w:szCs w:val="28"/>
-        </w:rPr>
-        <w:t>【例】這些畫都是我寓居巴黎時的作品。</w:t>
+        <w:t>夢</w:t>
+      </w:r>
+      <w:proofErr w:type="gramStart"/>
+      <w:r>
+        <w:rPr>
+          <w:rFonts w:hint="eastAsia"/>
+          <w:szCs w:val="28"/>
+        </w:rPr>
+        <w:t>寐</w:t>
+      </w:r>
+      <w:proofErr w:type="gramEnd"/>
+      <w:r>
+        <w:rPr>
+          <w:rFonts w:hint="eastAsia"/>
+          <w:szCs w:val="28"/>
+        </w:rPr>
+        <w:t>(</w:t>
+      </w:r>
+      <w:proofErr w:type="gramStart"/>
+      <w:r>
+        <w:rPr>
+          <w:rFonts w:hint="eastAsia"/>
+          <w:color w:val="FF0000"/>
+          <w:sz w:val="16"/>
+          <w:szCs w:val="16"/>
+        </w:rPr>
+        <w:t>ㄇㄟˋ</w:t>
+      </w:r>
+      <w:proofErr w:type="gramEnd"/>
+      <w:r>
+        <w:rPr>
+          <w:rFonts w:hint="eastAsia"/>
+          <w:szCs w:val="28"/>
+        </w:rPr>
+        <w:t>)</w:t>
+      </w:r>
+      <w:r>
+        <w:rPr>
+          <w:rFonts w:hint="eastAsia"/>
+          <w:szCs w:val="28"/>
+        </w:rPr>
+        <w:t>以求</w:t>
+      </w:r>
+      <w:r>
+        <w:rPr>
+          <w:rFonts w:hint="eastAsia"/>
+          <w:szCs w:val="28"/>
+        </w:rPr>
+        <w:t>：</w:t>
+      </w:r>
+      <w:proofErr w:type="gramStart"/>
+      <w:r>
+        <w:rPr>
+          <w:rFonts w:hint="eastAsia"/>
+          <w:szCs w:val="28"/>
+        </w:rPr>
+        <w:t>寐</w:t>
+      </w:r>
+      <w:proofErr w:type="gramEnd"/>
+      <w:r>
+        <w:rPr>
+          <w:rFonts w:hint="eastAsia"/>
+          <w:szCs w:val="28"/>
+        </w:rPr>
+        <w:t>，睡著。形容願望非常迫切，連做夢都在追求。</w:t>
+      </w:r>
+      <w:r>
+        <w:rPr>
+          <w:rFonts w:hint="eastAsia"/>
+          <w:szCs w:val="28"/>
+        </w:rPr>
+        <w:t>形容那種在</w:t>
+      </w:r>
+      <w:proofErr w:type="gramStart"/>
+      <w:r>
+        <w:rPr>
+          <w:rFonts w:hint="eastAsia"/>
+          <w:szCs w:val="28"/>
+        </w:rPr>
+        <w:t>畫船聽</w:t>
+      </w:r>
+      <w:proofErr w:type="gramEnd"/>
+      <w:r>
+        <w:rPr>
+          <w:rFonts w:hint="eastAsia"/>
+          <w:szCs w:val="28"/>
+        </w:rPr>
+        <w:t>雨、安然入睡的閒適生活，是長年漂泊在外的遊子們，連做夢都極度渴望得到的理想安寧狀態。</w:t>
       </w:r>
     </w:p>
     <w:p>
@@ -1449,7 +1840,7 @@
           <w:ilvl w:val="0"/>
           <w:numId w:val="8"/>
         </w:numPr>
-        <w:spacing w:after="0" w:line="380" w:lineRule="exact"/>
+        <w:spacing w:after="0" w:line="420" w:lineRule="exact"/>
         <w:ind w:leftChars="0" w:left="284" w:right="0" w:hanging="284"/>
         <w:rPr>
           <w:szCs w:val="28"/>
@@ -1460,13 +1851,68 @@
           <w:rFonts w:hint="eastAsia"/>
           <w:szCs w:val="28"/>
         </w:rPr>
-        <w:t>沉鬱：深沉蘊積；</w:t>
-      </w:r>
-      <w:r>
-        <w:rPr>
-          <w:szCs w:val="28"/>
-        </w:rPr>
-        <w:t>沉重鬱悶。</w:t>
+        <w:t>陡然</w:t>
+      </w:r>
+      <w:r>
+        <w:rPr>
+          <w:rFonts w:hint="eastAsia"/>
+          <w:szCs w:val="28"/>
+        </w:rPr>
+        <w:t>：</w:t>
+      </w:r>
+      <w:r>
+        <w:rPr>
+          <w:rFonts w:hint="eastAsia"/>
+          <w:szCs w:val="28"/>
+        </w:rPr>
+        <w:t>突然、驟然。形容事情發生的速度非常快，出乎意料。</w:t>
+      </w:r>
+      <w:proofErr w:type="gramStart"/>
+      <w:r>
+        <w:rPr>
+          <w:rFonts w:hint="eastAsia"/>
+          <w:szCs w:val="28"/>
+        </w:rPr>
+        <w:t>指詞的</w:t>
+      </w:r>
+      <w:proofErr w:type="gramEnd"/>
+      <w:r>
+        <w:rPr>
+          <w:rFonts w:hint="eastAsia"/>
+          <w:szCs w:val="28"/>
+        </w:rPr>
+        <w:t>情感走向突然、出乎意料地發生劇烈轉變。前文還在讚美</w:t>
+      </w:r>
+      <w:r>
+        <w:rPr>
+          <w:rFonts w:hint="eastAsia"/>
+          <w:szCs w:val="28"/>
+          <w:u w:val="single"/>
+        </w:rPr>
+        <w:t>江南</w:t>
+      </w:r>
+      <w:r>
+        <w:rPr>
+          <w:rFonts w:hint="eastAsia"/>
+          <w:szCs w:val="28"/>
+        </w:rPr>
+        <w:t>的美好，下一刻卻立刻轉入深</w:t>
+      </w:r>
+      <w:proofErr w:type="gramStart"/>
+      <w:r>
+        <w:rPr>
+          <w:rFonts w:hint="eastAsia"/>
+          <w:szCs w:val="28"/>
+        </w:rPr>
+        <w:t>沉</w:t>
+      </w:r>
+      <w:proofErr w:type="gramEnd"/>
+      <w:r>
+        <w:rPr>
+          <w:rFonts w:hint="eastAsia"/>
+          <w:szCs w:val="28"/>
+        </w:rPr>
+        <w:t>的悲傷。</w:t>
       </w:r>
     </w:p>
     <w:p>
@@ -1476,7 +1922,7 @@
           <w:ilvl w:val="0"/>
           <w:numId w:val="8"/>
         </w:numPr>
-        <w:spacing w:after="0" w:line="380" w:lineRule="exact"/>
+        <w:spacing w:after="0" w:line="420" w:lineRule="exact"/>
         <w:ind w:leftChars="0" w:left="284" w:right="0" w:hanging="284"/>
         <w:rPr>
           <w:szCs w:val="28"/>
@@ -1487,7 +1933,7 @@
           <w:rFonts w:hint="eastAsia"/>
           <w:szCs w:val="28"/>
         </w:rPr>
-        <w:t>畫舫</w:t>
+        <w:t>廢墟</w:t>
       </w:r>
       <w:r>
         <w:rPr>
@@ -1496,13 +1942,17 @@
         </w:rPr>
         <w:t>(</w:t>
       </w:r>
-      <w:r>
-        <w:rPr>
-          <w:rFonts w:hint="eastAsia"/>
-          <w:szCs w:val="28"/>
-        </w:rPr>
-        <w:t>ㄈㄤˇ</w:t>
-      </w:r>
+      <w:proofErr w:type="gramStart"/>
+      <w:r>
+        <w:rPr>
+          <w:rFonts w:hint="eastAsia"/>
+          <w:color w:val="FF0000"/>
+          <w:sz w:val="16"/>
+          <w:szCs w:val="16"/>
+        </w:rPr>
+        <w:t>ㄒㄩ</w:t>
+      </w:r>
+      <w:proofErr w:type="gramEnd"/>
       <w:r>
         <w:rPr>
           <w:rFonts w:hint="eastAsia"/>
@@ -1515,24 +1965,14 @@
           <w:rFonts w:hint="eastAsia"/>
           <w:szCs w:val="28"/>
         </w:rPr>
-        <w:t>裝飾華麗的遊船。</w:t>
-      </w:r>
-    </w:p>
-    <w:p>
-      <w:pPr>
-        <w:pStyle w:val="a9"/>
-        <w:spacing w:after="0" w:line="380" w:lineRule="exact"/>
-        <w:ind w:leftChars="0" w:left="284" w:right="0" w:firstLine="0"/>
-        <w:rPr>
-          <w:szCs w:val="28"/>
-        </w:rPr>
-      </w:pPr>
-      <w:r>
-        <w:rPr>
-          <w:rFonts w:hint="eastAsia"/>
-          <w:szCs w:val="28"/>
-        </w:rPr>
-        <w:t>【例】他們坐著畫舫遊湖，微風輕拂，波光蕩漾，甚感愜意。</w:t>
+        <w:t>城市、村落或建築物遭受到破壞毀滅後，所殘存的荒涼基地。</w:t>
+      </w:r>
+      <w:r>
+        <w:rPr>
+          <w:rFonts w:hint="eastAsia"/>
+          <w:szCs w:val="28"/>
+        </w:rPr>
+        <w:t>指詞人當時的北方故鄉，因為受到戰亂（黃巢之亂）的嚴重破壞，已經變成殘破不堪、毀壞荒廢的地方。</w:t>
       </w:r>
     </w:p>
     <w:p>
@@ -1542,18 +1982,52 @@
           <w:ilvl w:val="0"/>
           <w:numId w:val="8"/>
         </w:numPr>
-        <w:spacing w:after="0" w:line="380" w:lineRule="exact"/>
+        <w:spacing w:after="0" w:line="420" w:lineRule="exact"/>
         <w:ind w:leftChars="0" w:left="284" w:right="0" w:hanging="284"/>
         <w:rPr>
           <w:szCs w:val="28"/>
         </w:rPr>
       </w:pPr>
-      <w:r>
-        <w:rPr>
-          <w:rFonts w:hint="eastAsia"/>
-          <w:szCs w:val="28"/>
-        </w:rPr>
-        <w:t>空靈</w:t>
+      <w:proofErr w:type="gramStart"/>
+      <w:r>
+        <w:rPr>
+          <w:rFonts w:hint="eastAsia"/>
+          <w:szCs w:val="28"/>
+        </w:rPr>
+        <w:t>杳</w:t>
+      </w:r>
+      <w:proofErr w:type="gramEnd"/>
+      <w:r>
+        <w:rPr>
+          <w:rFonts w:hint="eastAsia"/>
+          <w:szCs w:val="28"/>
+        </w:rPr>
+        <w:t>(</w:t>
+      </w:r>
+      <w:proofErr w:type="gramStart"/>
+      <w:r>
+        <w:rPr>
+          <w:rFonts w:hint="eastAsia"/>
+          <w:color w:val="FF0000"/>
+          <w:sz w:val="16"/>
+          <w:szCs w:val="16"/>
+        </w:rPr>
+        <w:t>一ㄠˇ</w:t>
+      </w:r>
+      <w:proofErr w:type="gramEnd"/>
+      <w:r>
+        <w:rPr>
+          <w:rFonts w:hint="eastAsia"/>
+          <w:szCs w:val="28"/>
+        </w:rPr>
+        <w:t>)</w:t>
+      </w:r>
+      <w:r>
+        <w:rPr>
+          <w:rFonts w:hint="eastAsia"/>
+          <w:szCs w:val="28"/>
+        </w:rPr>
+        <w:t>然</w:t>
       </w:r>
       <w:r>
         <w:rPr>
@@ -1562,12 +2036,21 @@
         </w:rPr>
         <w:t>：</w:t>
       </w:r>
-      <w:r>
-        <w:rPr>
-          <w:rFonts w:hint="eastAsia"/>
-          <w:szCs w:val="28"/>
-        </w:rPr>
-        <w:t>形容詩畫意境高遠，飄逸而蘊含神趣。</w:t>
+      <w:proofErr w:type="gramStart"/>
+      <w:r>
+        <w:rPr>
+          <w:rFonts w:hint="eastAsia"/>
+          <w:szCs w:val="28"/>
+        </w:rPr>
+        <w:t>杳</w:t>
+      </w:r>
+      <w:proofErr w:type="gramEnd"/>
+      <w:r>
+        <w:rPr>
+          <w:rFonts w:hint="eastAsia"/>
+          <w:szCs w:val="28"/>
+        </w:rPr>
+        <w:t>，遠得看不見。形容深遠沉寂，毫無蹤影或消息。形容家鄉的親人因為戰亂流離失所，消息完全斷絕，毫無蹤影、音訊全無的淒涼狀態。</w:t>
       </w:r>
     </w:p>
     <w:p>
@@ -1577,7 +2060,7 @@
           <w:ilvl w:val="0"/>
           <w:numId w:val="8"/>
         </w:numPr>
-        <w:spacing w:after="0" w:line="380" w:lineRule="exact"/>
+        <w:spacing w:after="0" w:line="420" w:lineRule="exact"/>
         <w:ind w:leftChars="0" w:left="284" w:right="0" w:hanging="284"/>
         <w:rPr>
           <w:szCs w:val="28"/>
@@ -1588,21 +2071,36 @@
           <w:rFonts w:hint="eastAsia"/>
           <w:szCs w:val="28"/>
         </w:rPr>
-        <w:t>【例】</w:t>
-      </w:r>
-      <w:r>
-        <w:rPr>
-          <w:rFonts w:hint="eastAsia"/>
-          <w:szCs w:val="28"/>
-        </w:rPr>
-        <w:t>中國</w:t>
-      </w:r>
-      <w:r>
-        <w:rPr>
-          <w:rFonts w:hint="eastAsia"/>
-          <w:szCs w:val="28"/>
-        </w:rPr>
-        <w:t>山水畫，往往予人一種意境空靈的感覺。</w:t>
+        <w:t>反襯</w:t>
+      </w:r>
+      <w:r>
+        <w:rPr>
+          <w:rFonts w:hint="eastAsia"/>
+          <w:szCs w:val="28"/>
+        </w:rPr>
+        <w:t>：</w:t>
+      </w:r>
+      <w:r>
+        <w:rPr>
+          <w:rFonts w:hint="eastAsia"/>
+          <w:szCs w:val="28"/>
+        </w:rPr>
+        <w:t>修辭學中的一種襯托手法。用相反的事物或觀點，從反面來襯托主體的事物或觀點。一種文學寫作手法。文中指詞人利用</w:t>
+      </w:r>
+      <w:r>
+        <w:rPr>
+          <w:rFonts w:hint="eastAsia"/>
+          <w:szCs w:val="28"/>
+          <w:u w:val="single"/>
+        </w:rPr>
+        <w:t>江南</w:t>
+      </w:r>
+      <w:r>
+        <w:rPr>
+          <w:rFonts w:hint="eastAsia"/>
+          <w:szCs w:val="28"/>
+        </w:rPr>
+        <w:t>「極度美好」的樂景，反過來襯托、加深內心「極度悲傷」的思鄉之情，讓哀傷顯得更加強烈。</w:t>
       </w:r>
     </w:p>
     <w:p>
@@ -1612,182 +2110,70 @@
           <w:ilvl w:val="0"/>
           <w:numId w:val="8"/>
         </w:numPr>
-        <w:spacing w:after="0" w:line="380" w:lineRule="exact"/>
+        <w:spacing w:after="0" w:line="420" w:lineRule="exact"/>
         <w:ind w:leftChars="0" w:left="284" w:right="0" w:hanging="284"/>
         <w:rPr>
-          <w:szCs w:val="28"/>
-        </w:rPr>
-      </w:pPr>
-      <w:r>
-        <w:rPr>
-          <w:rFonts w:hint="eastAsia"/>
-          <w:szCs w:val="28"/>
-        </w:rPr>
-        <w:t>令文君當壚：</w:t>
-      </w:r>
-      <w:r>
-        <w:rPr>
-          <w:rFonts w:hint="eastAsia"/>
-          <w:szCs w:val="28"/>
-        </w:rPr>
-        <w:t>讓</w:t>
-      </w:r>
+          <w:rFonts w:hint="eastAsia"/>
+          <w:szCs w:val="28"/>
+        </w:rPr>
+      </w:pPr>
+      <w:proofErr w:type="gramStart"/>
+      <w:r>
+        <w:rPr>
+          <w:rFonts w:hint="eastAsia"/>
+          <w:szCs w:val="28"/>
+        </w:rPr>
+        <w:t>清麗疏淡</w:t>
+      </w:r>
+      <w:proofErr w:type="gramEnd"/>
+      <w:r>
+        <w:rPr>
+          <w:rFonts w:hint="eastAsia"/>
+          <w:szCs w:val="28"/>
+        </w:rPr>
+        <w:t>：</w:t>
+      </w:r>
+      <w:r>
+        <w:rPr>
+          <w:rFonts w:hint="eastAsia"/>
+          <w:szCs w:val="28"/>
+        </w:rPr>
+        <w:t>清</w:t>
+      </w:r>
+      <w:r>
+        <w:rPr>
+          <w:rFonts w:hint="eastAsia"/>
+          <w:szCs w:val="28"/>
+        </w:rPr>
+        <w:t>秀美麗（清麗），且自然流暢、不雕琢堆砌華麗詞藻（疏淡）。形容</w:t>
+      </w:r>
+      <w:proofErr w:type="gramStart"/>
       <w:r>
         <w:rPr>
           <w:rFonts w:hint="eastAsia"/>
           <w:szCs w:val="28"/>
           <w:u w:val="single"/>
         </w:rPr>
-        <w:t>文君</w:t>
-      </w:r>
-      <w:r>
-        <w:rPr>
-          <w:rFonts w:hint="eastAsia"/>
-          <w:szCs w:val="28"/>
-        </w:rPr>
-        <w:t>在酒店裡當賣酒的人</w:t>
-      </w:r>
-      <w:r>
-        <w:rPr>
-          <w:szCs w:val="28"/>
-        </w:rPr>
-        <w:t>。</w:t>
-      </w:r>
-    </w:p>
-    <w:p>
-      <w:pPr>
-        <w:pStyle w:val="a9"/>
-        <w:numPr>
-          <w:ilvl w:val="0"/>
-          <w:numId w:val="8"/>
-        </w:numPr>
-        <w:spacing w:after="0" w:line="380" w:lineRule="exact"/>
-        <w:ind w:leftChars="0" w:left="284" w:right="0" w:hanging="284"/>
-        <w:rPr>
-          <w:szCs w:val="28"/>
-        </w:rPr>
-      </w:pPr>
-      <w:r>
-        <w:rPr>
-          <w:rFonts w:hint="eastAsia"/>
-          <w:szCs w:val="28"/>
-        </w:rPr>
-        <w:t>賽</w:t>
-      </w:r>
-    </w:p>
-    <w:p>
-      <w:pPr>
-        <w:pStyle w:val="a9"/>
-        <w:numPr>
-          <w:ilvl w:val="0"/>
-          <w:numId w:val="27"/>
-        </w:numPr>
-        <w:spacing w:after="0" w:line="380" w:lineRule="exact"/>
-        <w:ind w:leftChars="0" w:right="0"/>
-        <w:rPr>
-          <w:szCs w:val="28"/>
-        </w:rPr>
-      </w:pPr>
-      <w:r>
-        <w:rPr>
-          <w:rFonts w:hint="eastAsia"/>
-          <w:szCs w:val="28"/>
-        </w:rPr>
-        <w:t>比較輸贏。如：「比賽」、「賽跑」。</w:t>
-      </w:r>
-    </w:p>
-    <w:p>
-      <w:pPr>
-        <w:pStyle w:val="a9"/>
-        <w:numPr>
-          <w:ilvl w:val="0"/>
-          <w:numId w:val="27"/>
-        </w:numPr>
-        <w:spacing w:after="0" w:line="380" w:lineRule="exact"/>
-        <w:ind w:leftChars="0" w:right="0"/>
-        <w:rPr>
-          <w:szCs w:val="28"/>
-        </w:rPr>
-      </w:pPr>
-      <w:r>
-        <w:rPr>
-          <w:rFonts w:hint="eastAsia"/>
-          <w:szCs w:val="28"/>
-        </w:rPr>
-        <w:t>比較勝負、優劣的活動。如：「球賽」、「預賽」、「決賽」、「複賽」。</w:t>
-      </w:r>
-    </w:p>
-    <w:p>
-      <w:pPr>
-        <w:pStyle w:val="a9"/>
-        <w:numPr>
-          <w:ilvl w:val="0"/>
-          <w:numId w:val="27"/>
-        </w:numPr>
-        <w:spacing w:after="0" w:line="380" w:lineRule="exact"/>
-        <w:ind w:leftChars="0" w:right="0"/>
-        <w:rPr>
-          <w:szCs w:val="28"/>
-        </w:rPr>
-      </w:pPr>
-      <w:r>
-        <w:rPr>
-          <w:rFonts w:hint="eastAsia"/>
-          <w:szCs w:val="28"/>
-        </w:rPr>
-        <w:t>勝過、比得上。如：「賽西施」。</w:t>
-      </w:r>
-    </w:p>
-    <w:p>
-      <w:pPr>
-        <w:pStyle w:val="a9"/>
-        <w:numPr>
-          <w:ilvl w:val="0"/>
-          <w:numId w:val="27"/>
-        </w:numPr>
-        <w:spacing w:after="0" w:line="380" w:lineRule="exact"/>
-        <w:ind w:leftChars="0" w:right="0"/>
-        <w:rPr>
-          <w:szCs w:val="28"/>
-        </w:rPr>
-      </w:pPr>
-      <w:r>
-        <w:rPr>
-          <w:rFonts w:hint="eastAsia"/>
-          <w:szCs w:val="28"/>
-        </w:rPr>
-        <w:t>祭祀酬報神明。如：「迎神賽會」。</w:t>
-      </w:r>
-    </w:p>
-    <w:p>
-      <w:pPr>
-        <w:pStyle w:val="a9"/>
-        <w:numPr>
-          <w:ilvl w:val="0"/>
-          <w:numId w:val="8"/>
-        </w:numPr>
-        <w:spacing w:after="0" w:line="380" w:lineRule="exact"/>
-        <w:ind w:leftChars="0" w:right="0"/>
-        <w:rPr>
-          <w:szCs w:val="28"/>
-        </w:rPr>
-      </w:pPr>
-      <w:r>
-        <w:rPr>
-          <w:rFonts w:hint="eastAsia"/>
-          <w:szCs w:val="28"/>
-        </w:rPr>
-        <w:t>抑鬱：</w:t>
-      </w:r>
-      <w:r>
-        <w:rPr>
-          <w:rFonts w:hint="eastAsia"/>
-          <w:szCs w:val="28"/>
-        </w:rPr>
-        <w:t>憂鬱煩悶。</w:t>
+        <w:t>韋莊</w:t>
+      </w:r>
+      <w:r>
+        <w:rPr>
+          <w:rFonts w:hint="eastAsia"/>
+          <w:szCs w:val="28"/>
+        </w:rPr>
+        <w:t>這</w:t>
+      </w:r>
+      <w:proofErr w:type="gramEnd"/>
+      <w:r>
+        <w:rPr>
+          <w:rFonts w:hint="eastAsia"/>
+          <w:szCs w:val="28"/>
+        </w:rPr>
+        <w:t>首詞的語言風格。他的文字清新秀麗，同時又自然流暢、不刻意雕琢與堆砌華麗詞藻，卻能表達出最深厚的情感。</w:t>
       </w:r>
     </w:p>
     <w:sectPr>
+      <w:footerReference w:type="default" r:id="rId12"/>
       <w:pgSz w:w="11906" w:h="16838"/>
       <w:pgMar w:top="567" w:right="851" w:bottom="567" w:left="851" w:header="510" w:footer="0" w:gutter="0"/>
       <w:cols w:space="720"/>
@@ -1798,7 +2184,7 @@
 </file>
 
 <file path=word/endnotes.xml><?xml version="1.0" encoding="utf-8"?>
-<w:endnotes xmlns:wpc="http://schemas.microsoft.com/office/word/2010/wordprocessingCanvas" xmlns:cx="http://schemas.microsoft.com/office/drawing/2014/chartex" xmlns:cx1="http://schemas.microsoft.com/office/drawing/2015/9/8/chartex" xmlns:cx2="http://schemas.microsoft.com/office/drawing/2015/10/21/chartex" xmlns:cx3="http://schemas.microsoft.com/office/drawing/2016/5/9/chartex" xmlns:cx4="http://schemas.microsoft.com/office/drawing/2016/5/10/chartex" xmlns:cx5="http://schemas.microsoft.com/office/drawing/2016/5/11/chartex" xmlns:cx6="http://schemas.microsoft.com/office/drawing/2016/5/12/chartex" xmlns:cx7="http://schemas.microsoft.com/office/drawing/2016/5/13/chartex" xmlns:cx8="http://schemas.microsoft.com/office/drawing/2016/5/14/chartex" xmlns:mc="http://schemas.openxmlformats.org/markup-compatibility/2006" xmlns:aink="http://schemas.microsoft.com/office/drawing/2016/ink" xmlns:am3d="http://schemas.microsoft.com/office/drawing/2017/model3d" xmlns:o="urn:schemas-microsoft-com:office:office" xmlns:oel="http://schemas.microsoft.com/office/2019/extlst" xmlns:r="http://schemas.openxmlformats.org/officeDocument/2006/relationships" xmlns:m="http://schemas.openxmlformats.org/officeDocument/2006/math" xmlns:v="urn:schemas-microsoft-com:vml" xmlns:wp14="http://schemas.microsoft.com/office/word/2010/wordprocessingDrawing" xmlns:wp="http://schemas.openxmlformats.org/drawingml/2006/wordprocessingDrawing" xmlns:w10="urn:schemas-microsoft-com:office:word" xmlns:w="http://schemas.openxmlformats.org/wordprocessingml/2006/main" xmlns:w14="http://schemas.microsoft.com/office/word/2010/wordml" xmlns:w15="http://schemas.microsoft.com/office/word/2012/wordml" xmlns:w16cex="http://schemas.microsoft.com/office/word/2018/wordml/cex" xmlns:w16cid="http://schemas.microsoft.com/office/word/2016/wordml/cid" xmlns:w16="http://schemas.microsoft.com/office/word/2018/wordml" xmlns:w16sdtdh="http://schemas.microsoft.com/office/word/2020/wordml/sdtdatahash" xmlns:w16se="http://schemas.microsoft.com/office/word/2015/wordml/symex" xmlns:wpg="http://schemas.microsoft.com/office/word/2010/wordprocessingGroup" xmlns:wpi="http://schemas.microsoft.com/office/word/2010/wordprocessingInk" xmlns:wne="http://schemas.microsoft.com/office/word/2006/wordml" xmlns:wps="http://schemas.microsoft.com/office/word/2010/wordprocessingShape" mc:Ignorable="w14 w15 w16se w16cid w16 w16cex w16sdtdh wp14">
+<w:endnotes xmlns:wpc="http://schemas.microsoft.com/office/word/2010/wordprocessingCanvas" xmlns:cx="http://schemas.microsoft.com/office/drawing/2014/chartex" xmlns:cx1="http://schemas.microsoft.com/office/drawing/2015/9/8/chartex" xmlns:cx2="http://schemas.microsoft.com/office/drawing/2015/10/21/chartex" xmlns:cx3="http://schemas.microsoft.com/office/drawing/2016/5/9/chartex" xmlns:cx4="http://schemas.microsoft.com/office/drawing/2016/5/10/chartex" xmlns:cx5="http://schemas.microsoft.com/office/drawing/2016/5/11/chartex" xmlns:cx6="http://schemas.microsoft.com/office/drawing/2016/5/12/chartex" xmlns:cx7="http://schemas.microsoft.com/office/drawing/2016/5/13/chartex" xmlns:cx8="http://schemas.microsoft.com/office/drawing/2016/5/14/chartex" xmlns:mc="http://schemas.openxmlformats.org/markup-compatibility/2006" xmlns:aink="http://schemas.microsoft.com/office/drawing/2016/ink" xmlns:am3d="http://schemas.microsoft.com/office/drawing/2017/model3d" xmlns:o="urn:schemas-microsoft-com:office:office" xmlns:r="http://schemas.openxmlformats.org/officeDocument/2006/relationships" xmlns:m="http://schemas.openxmlformats.org/officeDocument/2006/math" xmlns:v="urn:schemas-microsoft-com:vml" xmlns:wp14="http://schemas.microsoft.com/office/word/2010/wordprocessingDrawing" xmlns:wp="http://schemas.openxmlformats.org/drawingml/2006/wordprocessingDrawing" xmlns:w10="urn:schemas-microsoft-com:office:word" xmlns:w="http://schemas.openxmlformats.org/wordprocessingml/2006/main" xmlns:w14="http://schemas.microsoft.com/office/word/2010/wordml" xmlns:w15="http://schemas.microsoft.com/office/word/2012/wordml" xmlns:w16cex="http://schemas.microsoft.com/office/word/2018/wordml/cex" xmlns:w16cid="http://schemas.microsoft.com/office/word/2016/wordml/cid" xmlns:w16="http://schemas.microsoft.com/office/word/2018/wordml" xmlns:w16sdtdh="http://schemas.microsoft.com/office/word/2020/wordml/sdtdatahash" xmlns:w16se="http://schemas.microsoft.com/office/word/2015/wordml/symex" xmlns:wpg="http://schemas.microsoft.com/office/word/2010/wordprocessingGroup" xmlns:wpi="http://schemas.microsoft.com/office/word/2010/wordprocessingInk" xmlns:wne="http://schemas.microsoft.com/office/word/2006/wordml" xmlns:wps="http://schemas.microsoft.com/office/word/2010/wordprocessingShape" mc:Ignorable="w14 w15 w16se w16cid w16 w16cex w16sdtdh wp14">
   <w:endnote w:type="separator" w:id="-1">
     <w:p>
       <w:pPr>
@@ -1823,7 +2209,7 @@
 </file>
 
 <file path=word/footer1.xml><?xml version="1.0" encoding="utf-8"?>
-<w:ftr xmlns:wpc="http://schemas.microsoft.com/office/word/2010/wordprocessingCanvas" xmlns:cx="http://schemas.microsoft.com/office/drawing/2014/chartex" xmlns:cx1="http://schemas.microsoft.com/office/drawing/2015/9/8/chartex" xmlns:cx2="http://schemas.microsoft.com/office/drawing/2015/10/21/chartex" xmlns:cx3="http://schemas.microsoft.com/office/drawing/2016/5/9/chartex" xmlns:cx4="http://schemas.microsoft.com/office/drawing/2016/5/10/chartex" xmlns:cx5="http://schemas.microsoft.com/office/drawing/2016/5/11/chartex" xmlns:cx6="http://schemas.microsoft.com/office/drawing/2016/5/12/chartex" xmlns:cx7="http://schemas.microsoft.com/office/drawing/2016/5/13/chartex" xmlns:cx8="http://schemas.microsoft.com/office/drawing/2016/5/14/chartex" xmlns:mc="http://schemas.openxmlformats.org/markup-compatibility/2006" xmlns:aink="http://schemas.microsoft.com/office/drawing/2016/ink" xmlns:am3d="http://schemas.microsoft.com/office/drawing/2017/model3d" xmlns:o="urn:schemas-microsoft-com:office:office" xmlns:oel="http://schemas.microsoft.com/office/2019/extlst" xmlns:r="http://schemas.openxmlformats.org/officeDocument/2006/relationships" xmlns:m="http://schemas.openxmlformats.org/officeDocument/2006/math" xmlns:v="urn:schemas-microsoft-com:vml" xmlns:wp14="http://schemas.microsoft.com/office/word/2010/wordprocessingDrawing" xmlns:wp="http://schemas.openxmlformats.org/drawingml/2006/wordprocessingDrawing" xmlns:w10="urn:schemas-microsoft-com:office:word" xmlns:w="http://schemas.openxmlformats.org/wordprocessingml/2006/main" xmlns:w14="http://schemas.microsoft.com/office/word/2010/wordml" xmlns:w15="http://schemas.microsoft.com/office/word/2012/wordml" xmlns:w16cex="http://schemas.microsoft.com/office/word/2018/wordml/cex" xmlns:w16cid="http://schemas.microsoft.com/office/word/2016/wordml/cid" xmlns:w16="http://schemas.microsoft.com/office/word/2018/wordml" xmlns:w16sdtdh="http://schemas.microsoft.com/office/word/2020/wordml/sdtdatahash" xmlns:w16se="http://schemas.microsoft.com/office/word/2015/wordml/symex" xmlns:wpg="http://schemas.microsoft.com/office/word/2010/wordprocessingGroup" xmlns:wpi="http://schemas.microsoft.com/office/word/2010/wordprocessingInk" xmlns:wne="http://schemas.microsoft.com/office/word/2006/wordml" xmlns:wps="http://schemas.microsoft.com/office/word/2010/wordprocessingShape" mc:Ignorable="w14 w15 w16se w16cid w16 w16cex w16sdtdh wp14">
+<w:ftr xmlns:wpc="http://schemas.microsoft.com/office/word/2010/wordprocessingCanvas" xmlns:cx="http://schemas.microsoft.com/office/drawing/2014/chartex" xmlns:cx1="http://schemas.microsoft.com/office/drawing/2015/9/8/chartex" xmlns:cx2="http://schemas.microsoft.com/office/drawing/2015/10/21/chartex" xmlns:cx3="http://schemas.microsoft.com/office/drawing/2016/5/9/chartex" xmlns:cx4="http://schemas.microsoft.com/office/drawing/2016/5/10/chartex" xmlns:cx5="http://schemas.microsoft.com/office/drawing/2016/5/11/chartex" xmlns:cx6="http://schemas.microsoft.com/office/drawing/2016/5/12/chartex" xmlns:cx7="http://schemas.microsoft.com/office/drawing/2016/5/13/chartex" xmlns:cx8="http://schemas.microsoft.com/office/drawing/2016/5/14/chartex" xmlns:mc="http://schemas.openxmlformats.org/markup-compatibility/2006" xmlns:aink="http://schemas.microsoft.com/office/drawing/2016/ink" xmlns:am3d="http://schemas.microsoft.com/office/drawing/2017/model3d" xmlns:o="urn:schemas-microsoft-com:office:office" xmlns:r="http://schemas.openxmlformats.org/officeDocument/2006/relationships" xmlns:m="http://schemas.openxmlformats.org/officeDocument/2006/math" xmlns:v="urn:schemas-microsoft-com:vml" xmlns:wp14="http://schemas.microsoft.com/office/word/2010/wordprocessingDrawing" xmlns:wp="http://schemas.openxmlformats.org/drawingml/2006/wordprocessingDrawing" xmlns:w10="urn:schemas-microsoft-com:office:word" xmlns:w="http://schemas.openxmlformats.org/wordprocessingml/2006/main" xmlns:w14="http://schemas.microsoft.com/office/word/2010/wordml" xmlns:w15="http://schemas.microsoft.com/office/word/2012/wordml" xmlns:w16cex="http://schemas.microsoft.com/office/word/2018/wordml/cex" xmlns:w16cid="http://schemas.microsoft.com/office/word/2016/wordml/cid" xmlns:w16="http://schemas.microsoft.com/office/word/2018/wordml" xmlns:w16sdtdh="http://schemas.microsoft.com/office/word/2020/wordml/sdtdatahash" xmlns:w16se="http://schemas.microsoft.com/office/word/2015/wordml/symex" xmlns:wpg="http://schemas.microsoft.com/office/word/2010/wordprocessingGroup" xmlns:wpi="http://schemas.microsoft.com/office/word/2010/wordprocessingInk" xmlns:wne="http://schemas.microsoft.com/office/word/2006/wordml" xmlns:wps="http://schemas.microsoft.com/office/word/2010/wordprocessingShape" mc:Ignorable="w14 w15 w16se w16cid w16 w16cex w16sdtdh wp14">
   <w:sdt>
     <w:sdtPr>
       <w:id w:val="-252429454"/>
@@ -1832,18 +2218,22 @@
         <w:docPartUnique/>
       </w:docPartObj>
     </w:sdtPr>
+    <w:sdtEndPr/>
     <w:sdtContent>
       <w:p>
         <w:pPr>
           <w:pStyle w:val="a5"/>
+          <w:ind w:right="-2"/>
           <w:jc w:val="right"/>
         </w:pPr>
+        <w:proofErr w:type="gramStart"/>
         <w:r>
           <w:rPr>
             <w:rFonts w:hint="eastAsia"/>
           </w:rPr>
           <w:t>韋莊《菩薩蠻·人人盡說江南好》</w:t>
         </w:r>
+        <w:proofErr w:type="gramEnd"/>
         <w:r>
           <w:fldChar w:fldCharType="begin"/>
         </w:r>
@@ -1874,7 +2264,7 @@
 </file>
 
 <file path=word/footnotes.xml><?xml version="1.0" encoding="utf-8"?>
-<w:footnotes xmlns:wpc="http://schemas.microsoft.com/office/word/2010/wordprocessingCanvas" xmlns:cx="http://schemas.microsoft.com/office/drawing/2014/chartex" xmlns:cx1="http://schemas.microsoft.com/office/drawing/2015/9/8/chartex" xmlns:cx2="http://schemas.microsoft.com/office/drawing/2015/10/21/chartex" xmlns:cx3="http://schemas.microsoft.com/office/drawing/2016/5/9/chartex" xmlns:cx4="http://schemas.microsoft.com/office/drawing/2016/5/10/chartex" xmlns:cx5="http://schemas.microsoft.com/office/drawing/2016/5/11/chartex" xmlns:cx6="http://schemas.microsoft.com/office/drawing/2016/5/12/chartex" xmlns:cx7="http://schemas.microsoft.com/office/drawing/2016/5/13/chartex" xmlns:cx8="http://schemas.microsoft.com/office/drawing/2016/5/14/chartex" xmlns:mc="http://schemas.openxmlformats.org/markup-compatibility/2006" xmlns:aink="http://schemas.microsoft.com/office/drawing/2016/ink" xmlns:am3d="http://schemas.microsoft.com/office/drawing/2017/model3d" xmlns:o="urn:schemas-microsoft-com:office:office" xmlns:oel="http://schemas.microsoft.com/office/2019/extlst" xmlns:r="http://schemas.openxmlformats.org/officeDocument/2006/relationships" xmlns:m="http://schemas.openxmlformats.org/officeDocument/2006/math" xmlns:v="urn:schemas-microsoft-com:vml" xmlns:wp14="http://schemas.microsoft.com/office/word/2010/wordprocessingDrawing" xmlns:wp="http://schemas.openxmlformats.org/drawingml/2006/wordprocessingDrawing" xmlns:w10="urn:schemas-microsoft-com:office:word" xmlns:w="http://schemas.openxmlformats.org/wordprocessingml/2006/main" xmlns:w14="http://schemas.microsoft.com/office/word/2010/wordml" xmlns:w15="http://schemas.microsoft.com/office/word/2012/wordml" xmlns:w16cex="http://schemas.microsoft.com/office/word/2018/wordml/cex" xmlns:w16cid="http://schemas.microsoft.com/office/word/2016/wordml/cid" xmlns:w16="http://schemas.microsoft.com/office/word/2018/wordml" xmlns:w16sdtdh="http://schemas.microsoft.com/office/word/2020/wordml/sdtdatahash" xmlns:w16se="http://schemas.microsoft.com/office/word/2015/wordml/symex" xmlns:wpg="http://schemas.microsoft.com/office/word/2010/wordprocessingGroup" xmlns:wpi="http://schemas.microsoft.com/office/word/2010/wordprocessingInk" xmlns:wne="http://schemas.microsoft.com/office/word/2006/wordml" xmlns:wps="http://schemas.microsoft.com/office/word/2010/wordprocessingShape" mc:Ignorable="w14 w15 w16se w16cid w16 w16cex w16sdtdh wp14">
+<w:footnotes xmlns:wpc="http://schemas.microsoft.com/office/word/2010/wordprocessingCanvas" xmlns:cx="http://schemas.microsoft.com/office/drawing/2014/chartex" xmlns:cx1="http://schemas.microsoft.com/office/drawing/2015/9/8/chartex" xmlns:cx2="http://schemas.microsoft.com/office/drawing/2015/10/21/chartex" xmlns:cx3="http://schemas.microsoft.com/office/drawing/2016/5/9/chartex" xmlns:cx4="http://schemas.microsoft.com/office/drawing/2016/5/10/chartex" xmlns:cx5="http://schemas.microsoft.com/office/drawing/2016/5/11/chartex" xmlns:cx6="http://schemas.microsoft.com/office/drawing/2016/5/12/chartex" xmlns:cx7="http://schemas.microsoft.com/office/drawing/2016/5/13/chartex" xmlns:cx8="http://schemas.microsoft.com/office/drawing/2016/5/14/chartex" xmlns:mc="http://schemas.openxmlformats.org/markup-compatibility/2006" xmlns:aink="http://schemas.microsoft.com/office/drawing/2016/ink" xmlns:am3d="http://schemas.microsoft.com/office/drawing/2017/model3d" xmlns:o="urn:schemas-microsoft-com:office:office" xmlns:r="http://schemas.openxmlformats.org/officeDocument/2006/relationships" xmlns:m="http://schemas.openxmlformats.org/officeDocument/2006/math" xmlns:v="urn:schemas-microsoft-com:vml" xmlns:wp14="http://schemas.microsoft.com/office/word/2010/wordprocessingDrawing" xmlns:wp="http://schemas.openxmlformats.org/drawingml/2006/wordprocessingDrawing" xmlns:w10="urn:schemas-microsoft-com:office:word" xmlns:w="http://schemas.openxmlformats.org/wordprocessingml/2006/main" xmlns:w14="http://schemas.microsoft.com/office/word/2010/wordml" xmlns:w15="http://schemas.microsoft.com/office/word/2012/wordml" xmlns:w16cex="http://schemas.microsoft.com/office/word/2018/wordml/cex" xmlns:w16cid="http://schemas.microsoft.com/office/word/2016/wordml/cid" xmlns:w16="http://schemas.microsoft.com/office/word/2018/wordml" xmlns:w16sdtdh="http://schemas.microsoft.com/office/word/2020/wordml/sdtdatahash" xmlns:w16se="http://schemas.microsoft.com/office/word/2015/wordml/symex" xmlns:wpg="http://schemas.microsoft.com/office/word/2010/wordprocessingGroup" xmlns:wpi="http://schemas.microsoft.com/office/word/2010/wordprocessingInk" xmlns:wne="http://schemas.microsoft.com/office/word/2006/wordml" xmlns:wps="http://schemas.microsoft.com/office/word/2010/wordprocessingShape" mc:Ignorable="w14 w15 w16se w16cid w16 w16cex w16sdtdh wp14">
   <w:footnote w:type="separator" w:id="-1">
     <w:p>
       <w:pPr>
@@ -1899,7 +2289,7 @@
 </file>
 
 <file path=word/numbering.xml><?xml version="1.0" encoding="utf-8"?>
-<w:numbering xmlns:wpc="http://schemas.microsoft.com/office/word/2010/wordprocessingCanvas" xmlns:cx="http://schemas.microsoft.com/office/drawing/2014/chartex" xmlns:cx1="http://schemas.microsoft.com/office/drawing/2015/9/8/chartex" xmlns:cx2="http://schemas.microsoft.com/office/drawing/2015/10/21/chartex" xmlns:cx3="http://schemas.microsoft.com/office/drawing/2016/5/9/chartex" xmlns:cx4="http://schemas.microsoft.com/office/drawing/2016/5/10/chartex" xmlns:cx5="http://schemas.microsoft.com/office/drawing/2016/5/11/chartex" xmlns:cx6="http://schemas.microsoft.com/office/drawing/2016/5/12/chartex" xmlns:cx7="http://schemas.microsoft.com/office/drawing/2016/5/13/chartex" xmlns:cx8="http://schemas.microsoft.com/office/drawing/2016/5/14/chartex" xmlns:mc="http://schemas.openxmlformats.org/markup-compatibility/2006" xmlns:aink="http://schemas.microsoft.com/office/drawing/2016/ink" xmlns:am3d="http://schemas.microsoft.com/office/drawing/2017/model3d" xmlns:o="urn:schemas-microsoft-com:office:office" xmlns:oel="http://schemas.microsoft.com/office/2019/extlst" xmlns:r="http://schemas.openxmlformats.org/officeDocument/2006/relationships" xmlns:m="http://schemas.openxmlformats.org/officeDocument/2006/math" xmlns:v="urn:schemas-microsoft-com:vml" xmlns:wp14="http://schemas.microsoft.com/office/word/2010/wordprocessingDrawing" xmlns:wp="http://schemas.openxmlformats.org/drawingml/2006/wordprocessingDrawing" xmlns:w10="urn:schemas-microsoft-com:office:word" xmlns:w="http://schemas.openxmlformats.org/wordprocessingml/2006/main" xmlns:w14="http://schemas.microsoft.com/office/word/2010/wordml" xmlns:w15="http://schemas.microsoft.com/office/word/2012/wordml" xmlns:w16cex="http://schemas.microsoft.com/office/word/2018/wordml/cex" xmlns:w16cid="http://schemas.microsoft.com/office/word/2016/wordml/cid" xmlns:w16="http://schemas.microsoft.com/office/word/2018/wordml" xmlns:w16sdtdh="http://schemas.microsoft.com/office/word/2020/wordml/sdtdatahash" xmlns:w16se="http://schemas.microsoft.com/office/word/2015/wordml/symex" xmlns:wpg="http://schemas.microsoft.com/office/word/2010/wordprocessingGroup" xmlns:wpi="http://schemas.microsoft.com/office/word/2010/wordprocessingInk" xmlns:wne="http://schemas.microsoft.com/office/word/2006/wordml" xmlns:wps="http://schemas.microsoft.com/office/word/2010/wordprocessingShape" mc:Ignorable="w14 w15 w16se w16cid w16 w16cex w16sdtdh wp14">
+<w:numbering xmlns:wpc="http://schemas.microsoft.com/office/word/2010/wordprocessingCanvas" xmlns:cx="http://schemas.microsoft.com/office/drawing/2014/chartex" xmlns:cx1="http://schemas.microsoft.com/office/drawing/2015/9/8/chartex" xmlns:cx2="http://schemas.microsoft.com/office/drawing/2015/10/21/chartex" xmlns:cx3="http://schemas.microsoft.com/office/drawing/2016/5/9/chartex" xmlns:cx4="http://schemas.microsoft.com/office/drawing/2016/5/10/chartex" xmlns:cx5="http://schemas.microsoft.com/office/drawing/2016/5/11/chartex" xmlns:cx6="http://schemas.microsoft.com/office/drawing/2016/5/12/chartex" xmlns:cx7="http://schemas.microsoft.com/office/drawing/2016/5/13/chartex" xmlns:cx8="http://schemas.microsoft.com/office/drawing/2016/5/14/chartex" xmlns:mc="http://schemas.openxmlformats.org/markup-compatibility/2006" xmlns:aink="http://schemas.microsoft.com/office/drawing/2016/ink" xmlns:am3d="http://schemas.microsoft.com/office/drawing/2017/model3d" xmlns:o="urn:schemas-microsoft-com:office:office" xmlns:r="http://schemas.openxmlformats.org/officeDocument/2006/relationships" xmlns:m="http://schemas.openxmlformats.org/officeDocument/2006/math" xmlns:v="urn:schemas-microsoft-com:vml" xmlns:wp14="http://schemas.microsoft.com/office/word/2010/wordprocessingDrawing" xmlns:wp="http://schemas.openxmlformats.org/drawingml/2006/wordprocessingDrawing" xmlns:w10="urn:schemas-microsoft-com:office:word" xmlns:w="http://schemas.openxmlformats.org/wordprocessingml/2006/main" xmlns:w14="http://schemas.microsoft.com/office/word/2010/wordml" xmlns:w15="http://schemas.microsoft.com/office/word/2012/wordml" xmlns:w16cex="http://schemas.microsoft.com/office/word/2018/wordml/cex" xmlns:w16cid="http://schemas.microsoft.com/office/word/2016/wordml/cid" xmlns:w16="http://schemas.microsoft.com/office/word/2018/wordml" xmlns:w16sdtdh="http://schemas.microsoft.com/office/word/2020/wordml/sdtdatahash" xmlns:w16se="http://schemas.microsoft.com/office/word/2015/wordml/symex" xmlns:wpg="http://schemas.microsoft.com/office/word/2010/wordprocessingGroup" xmlns:wpi="http://schemas.microsoft.com/office/word/2010/wordprocessingInk" xmlns:wne="http://schemas.microsoft.com/office/word/2006/wordml" xmlns:wps="http://schemas.microsoft.com/office/word/2010/wordprocessingShape" mc:Ignorable="w14 w15 w16se w16cid w16 w16cex w16sdtdh wp14">
   <w:abstractNum w:abstractNumId="0" w15:restartNumberingAfterBreak="0">
     <w:nsid w:val="02A11C50"/>
     <w:multiLevelType w:val="hybridMultilevel"/>
@@ -2412,6 +2802,119 @@
     </w:lvl>
   </w:abstractNum>
   <w:abstractNum w:abstractNumId="5" w15:restartNumberingAfterBreak="0">
+    <w:nsid w:val="1ACC4BB2"/>
+    <w:multiLevelType w:val="hybridMultilevel"/>
+    <w:tmpl w:val="66787280"/>
+    <w:lvl w:ilvl="0" w:tplc="04090001">
+      <w:start w:val="1"/>
+      <w:numFmt w:val="bullet"/>
+      <w:lvlText w:val=""/>
+      <w:lvlJc w:val="left"/>
+      <w:pPr>
+        <w:ind w:left="960" w:hanging="480"/>
+      </w:pPr>
+      <w:rPr>
+        <w:rFonts w:ascii="Wingdings" w:hAnsi="Wingdings" w:hint="default"/>
+      </w:rPr>
+    </w:lvl>
+    <w:lvl w:ilvl="1" w:tplc="04090003" w:tentative="1">
+      <w:start w:val="1"/>
+      <w:numFmt w:val="bullet"/>
+      <w:lvlText w:val=""/>
+      <w:lvlJc w:val="left"/>
+      <w:pPr>
+        <w:ind w:left="1440" w:hanging="480"/>
+      </w:pPr>
+      <w:rPr>
+        <w:rFonts w:ascii="Wingdings" w:hAnsi="Wingdings" w:hint="default"/>
+      </w:rPr>
+    </w:lvl>
+    <w:lvl w:ilvl="2" w:tplc="04090005" w:tentative="1">
+      <w:start w:val="1"/>
+      <w:numFmt w:val="bullet"/>
+      <w:lvlText w:val=""/>
+      <w:lvlJc w:val="left"/>
+      <w:pPr>
+        <w:ind w:left="1920" w:hanging="480"/>
+      </w:pPr>
+      <w:rPr>
+        <w:rFonts w:ascii="Wingdings" w:hAnsi="Wingdings" w:hint="default"/>
+      </w:rPr>
+    </w:lvl>
+    <w:lvl w:ilvl="3" w:tplc="04090001" w:tentative="1">
+      <w:start w:val="1"/>
+      <w:numFmt w:val="bullet"/>
+      <w:lvlText w:val=""/>
+      <w:lvlJc w:val="left"/>
+      <w:pPr>
+        <w:ind w:left="2400" w:hanging="480"/>
+      </w:pPr>
+      <w:rPr>
+        <w:rFonts w:ascii="Wingdings" w:hAnsi="Wingdings" w:hint="default"/>
+      </w:rPr>
+    </w:lvl>
+    <w:lvl w:ilvl="4" w:tplc="04090003" w:tentative="1">
+      <w:start w:val="1"/>
+      <w:numFmt w:val="bullet"/>
+      <w:lvlText w:val=""/>
+      <w:lvlJc w:val="left"/>
+      <w:pPr>
+        <w:ind w:left="2880" w:hanging="480"/>
+      </w:pPr>
+      <w:rPr>
+        <w:rFonts w:ascii="Wingdings" w:hAnsi="Wingdings" w:hint="default"/>
+      </w:rPr>
+    </w:lvl>
+    <w:lvl w:ilvl="5" w:tplc="04090005" w:tentative="1">
+      <w:start w:val="1"/>
+      <w:numFmt w:val="bullet"/>
+      <w:lvlText w:val=""/>
+      <w:lvlJc w:val="left"/>
+      <w:pPr>
+        <w:ind w:left="3360" w:hanging="480"/>
+      </w:pPr>
+      <w:rPr>
+        <w:rFonts w:ascii="Wingdings" w:hAnsi="Wingdings" w:hint="default"/>
+      </w:rPr>
+    </w:lvl>
+    <w:lvl w:ilvl="6" w:tplc="04090001" w:tentative="1">
+      <w:start w:val="1"/>
+      <w:numFmt w:val="bullet"/>
+      <w:lvlText w:val=""/>
+      <w:lvlJc w:val="left"/>
+      <w:pPr>
+        <w:ind w:left="3840" w:hanging="480"/>
+      </w:pPr>
+      <w:rPr>
+        <w:rFonts w:ascii="Wingdings" w:hAnsi="Wingdings" w:hint="default"/>
+      </w:rPr>
+    </w:lvl>
+    <w:lvl w:ilvl="7" w:tplc="04090003" w:tentative="1">
+      <w:start w:val="1"/>
+      <w:numFmt w:val="bullet"/>
+      <w:lvlText w:val=""/>
+      <w:lvlJc w:val="left"/>
+      <w:pPr>
+        <w:ind w:left="4320" w:hanging="480"/>
+      </w:pPr>
+      <w:rPr>
+        <w:rFonts w:ascii="Wingdings" w:hAnsi="Wingdings" w:hint="default"/>
+      </w:rPr>
+    </w:lvl>
+    <w:lvl w:ilvl="8" w:tplc="04090005" w:tentative="1">
+      <w:start w:val="1"/>
+      <w:numFmt w:val="bullet"/>
+      <w:lvlText w:val=""/>
+      <w:lvlJc w:val="left"/>
+      <w:pPr>
+        <w:ind w:left="4800" w:hanging="480"/>
+      </w:pPr>
+      <w:rPr>
+        <w:rFonts w:ascii="Wingdings" w:hAnsi="Wingdings" w:hint="default"/>
+      </w:rPr>
+    </w:lvl>
+  </w:abstractNum>
+  <w:abstractNum w:abstractNumId="6" w15:restartNumberingAfterBreak="0">
     <w:nsid w:val="1BE27658"/>
     <w:multiLevelType w:val="hybridMultilevel"/>
     <w:tmpl w:val="CFAE0318"/>
@@ -2524,7 +3027,7 @@
       </w:rPr>
     </w:lvl>
   </w:abstractNum>
-  <w:abstractNum w:abstractNumId="6" w15:restartNumberingAfterBreak="0">
+  <w:abstractNum w:abstractNumId="7" w15:restartNumberingAfterBreak="0">
     <w:nsid w:val="1CFF2262"/>
     <w:multiLevelType w:val="hybridMultilevel"/>
     <w:tmpl w:val="A00C7B90"/>
@@ -2637,7 +3140,7 @@
       </w:rPr>
     </w:lvl>
   </w:abstractNum>
-  <w:abstractNum w:abstractNumId="7" w15:restartNumberingAfterBreak="0">
+  <w:abstractNum w:abstractNumId="8" w15:restartNumberingAfterBreak="0">
     <w:nsid w:val="26DA2CA6"/>
     <w:multiLevelType w:val="hybridMultilevel"/>
     <w:tmpl w:val="90EE5D6E"/>
@@ -2726,7 +3229,7 @@
       </w:pPr>
     </w:lvl>
   </w:abstractNum>
-  <w:abstractNum w:abstractNumId="8" w15:restartNumberingAfterBreak="0">
+  <w:abstractNum w:abstractNumId="9" w15:restartNumberingAfterBreak="0">
     <w:nsid w:val="29584AD2"/>
     <w:multiLevelType w:val="hybridMultilevel"/>
     <w:tmpl w:val="18C6B87C"/>
@@ -2815,7 +3318,7 @@
       </w:pPr>
     </w:lvl>
   </w:abstractNum>
-  <w:abstractNum w:abstractNumId="9" w15:restartNumberingAfterBreak="0">
+  <w:abstractNum w:abstractNumId="10" w15:restartNumberingAfterBreak="0">
     <w:nsid w:val="2BBA448B"/>
     <w:multiLevelType w:val="hybridMultilevel"/>
     <w:tmpl w:val="7C04401C"/>
@@ -2928,7 +3431,7 @@
       </w:rPr>
     </w:lvl>
   </w:abstractNum>
-  <w:abstractNum w:abstractNumId="10" w15:restartNumberingAfterBreak="0">
+  <w:abstractNum w:abstractNumId="11" w15:restartNumberingAfterBreak="0">
     <w:nsid w:val="2C3C2F7F"/>
     <w:multiLevelType w:val="hybridMultilevel"/>
     <w:tmpl w:val="9474B9EC"/>
@@ -3041,7 +3544,93 @@
       </w:rPr>
     </w:lvl>
   </w:abstractNum>
-  <w:abstractNum w:abstractNumId="11" w15:restartNumberingAfterBreak="0">
+  <w:abstractNum w:abstractNumId="12" w15:restartNumberingAfterBreak="0">
+    <w:nsid w:val="2FB73CF0"/>
+    <w:multiLevelType w:val="hybridMultilevel"/>
+    <w:tmpl w:val="1326196C"/>
+    <w:lvl w:ilvl="0" w:tplc="0409000F">
+      <w:start w:val="1"/>
+      <w:numFmt w:val="decimal"/>
+      <w:lvlText w:val="%1."/>
+      <w:lvlJc w:val="left"/>
+      <w:pPr>
+        <w:ind w:left="480" w:hanging="480"/>
+      </w:pPr>
+    </w:lvl>
+    <w:lvl w:ilvl="1" w:tplc="04090019">
+      <w:start w:val="1"/>
+      <w:numFmt w:val="ideographTraditional"/>
+      <w:lvlText w:val="%2、"/>
+      <w:lvlJc w:val="left"/>
+      <w:pPr>
+        <w:ind w:left="960" w:hanging="480"/>
+      </w:pPr>
+    </w:lvl>
+    <w:lvl w:ilvl="2" w:tplc="0409001B" w:tentative="1">
+      <w:start w:val="1"/>
+      <w:numFmt w:val="lowerRoman"/>
+      <w:lvlText w:val="%3."/>
+      <w:lvlJc w:val="right"/>
+      <w:pPr>
+        <w:ind w:left="1440" w:hanging="480"/>
+      </w:pPr>
+    </w:lvl>
+    <w:lvl w:ilvl="3" w:tplc="0409000F" w:tentative="1">
+      <w:start w:val="1"/>
+      <w:numFmt w:val="decimal"/>
+      <w:lvlText w:val="%4."/>
+      <w:lvlJc w:val="left"/>
+      <w:pPr>
+        <w:ind w:left="1920" w:hanging="480"/>
+      </w:pPr>
+    </w:lvl>
+    <w:lvl w:ilvl="4" w:tplc="04090019" w:tentative="1">
+      <w:start w:val="1"/>
+      <w:numFmt w:val="ideographTraditional"/>
+      <w:lvlText w:val="%5、"/>
+      <w:lvlJc w:val="left"/>
+      <w:pPr>
+        <w:ind w:left="2400" w:hanging="480"/>
+      </w:pPr>
+    </w:lvl>
+    <w:lvl w:ilvl="5" w:tplc="0409001B" w:tentative="1">
+      <w:start w:val="1"/>
+      <w:numFmt w:val="lowerRoman"/>
+      <w:lvlText w:val="%6."/>
+      <w:lvlJc w:val="right"/>
+      <w:pPr>
+        <w:ind w:left="2880" w:hanging="480"/>
+      </w:pPr>
+    </w:lvl>
+    <w:lvl w:ilvl="6" w:tplc="0409000F" w:tentative="1">
+      <w:start w:val="1"/>
+      <w:numFmt w:val="decimal"/>
+      <w:lvlText w:val="%7."/>
+      <w:lvlJc w:val="left"/>
+      <w:pPr>
+        <w:ind w:left="3360" w:hanging="480"/>
+      </w:pPr>
+    </w:lvl>
+    <w:lvl w:ilvl="7" w:tplc="04090019" w:tentative="1">
+      <w:start w:val="1"/>
+      <w:numFmt w:val="ideographTraditional"/>
+      <w:lvlText w:val="%8、"/>
+      <w:lvlJc w:val="left"/>
+      <w:pPr>
+        <w:ind w:left="3840" w:hanging="480"/>
+      </w:pPr>
+    </w:lvl>
+    <w:lvl w:ilvl="8" w:tplc="0409001B" w:tentative="1">
+      <w:start w:val="1"/>
+      <w:numFmt w:val="lowerRoman"/>
+      <w:lvlText w:val="%9."/>
+      <w:lvlJc w:val="right"/>
+      <w:pPr>
+        <w:ind w:left="4320" w:hanging="480"/>
+      </w:pPr>
+    </w:lvl>
+  </w:abstractNum>
+  <w:abstractNum w:abstractNumId="13" w15:restartNumberingAfterBreak="0">
     <w:nsid w:val="311231DC"/>
     <w:multiLevelType w:val="hybridMultilevel"/>
     <w:tmpl w:val="2592974C"/>
@@ -3154,7 +3743,7 @@
       </w:rPr>
     </w:lvl>
   </w:abstractNum>
-  <w:abstractNum w:abstractNumId="12" w15:restartNumberingAfterBreak="0">
+  <w:abstractNum w:abstractNumId="14" w15:restartNumberingAfterBreak="0">
     <w:nsid w:val="31CA5D07"/>
     <w:multiLevelType w:val="hybridMultilevel"/>
     <w:tmpl w:val="3202CAF4"/>
@@ -3267,7 +3856,7 @@
       </w:rPr>
     </w:lvl>
   </w:abstractNum>
-  <w:abstractNum w:abstractNumId="13" w15:restartNumberingAfterBreak="0">
+  <w:abstractNum w:abstractNumId="15" w15:restartNumberingAfterBreak="0">
     <w:nsid w:val="324362E0"/>
     <w:multiLevelType w:val="hybridMultilevel"/>
     <w:tmpl w:val="DDD85C3E"/>
@@ -3380,7 +3969,7 @@
       </w:rPr>
     </w:lvl>
   </w:abstractNum>
-  <w:abstractNum w:abstractNumId="14" w15:restartNumberingAfterBreak="0">
+  <w:abstractNum w:abstractNumId="16" w15:restartNumberingAfterBreak="0">
     <w:nsid w:val="335C1BFB"/>
     <w:multiLevelType w:val="hybridMultilevel"/>
     <w:tmpl w:val="3C88BD04"/>
@@ -3493,7 +4082,120 @@
       </w:rPr>
     </w:lvl>
   </w:abstractNum>
-  <w:abstractNum w:abstractNumId="15" w15:restartNumberingAfterBreak="0">
+  <w:abstractNum w:abstractNumId="17" w15:restartNumberingAfterBreak="0">
+    <w:nsid w:val="38066CC1"/>
+    <w:multiLevelType w:val="hybridMultilevel"/>
+    <w:tmpl w:val="8C262C96"/>
+    <w:lvl w:ilvl="0" w:tplc="04090003">
+      <w:start w:val="1"/>
+      <w:numFmt w:val="bullet"/>
+      <w:lvlText w:val=""/>
+      <w:lvlJc w:val="left"/>
+      <w:pPr>
+        <w:ind w:left="960" w:hanging="480"/>
+      </w:pPr>
+      <w:rPr>
+        <w:rFonts w:ascii="Wingdings" w:hAnsi="Wingdings" w:hint="default"/>
+      </w:rPr>
+    </w:lvl>
+    <w:lvl w:ilvl="1" w:tplc="04090003" w:tentative="1">
+      <w:start w:val="1"/>
+      <w:numFmt w:val="bullet"/>
+      <w:lvlText w:val=""/>
+      <w:lvlJc w:val="left"/>
+      <w:pPr>
+        <w:ind w:left="1440" w:hanging="480"/>
+      </w:pPr>
+      <w:rPr>
+        <w:rFonts w:ascii="Wingdings" w:hAnsi="Wingdings" w:hint="default"/>
+      </w:rPr>
+    </w:lvl>
+    <w:lvl w:ilvl="2" w:tplc="04090005" w:tentative="1">
+      <w:start w:val="1"/>
+      <w:numFmt w:val="bullet"/>
+      <w:lvlText w:val=""/>
+      <w:lvlJc w:val="left"/>
+      <w:pPr>
+        <w:ind w:left="1920" w:hanging="480"/>
+      </w:pPr>
+      <w:rPr>
+        <w:rFonts w:ascii="Wingdings" w:hAnsi="Wingdings" w:hint="default"/>
+      </w:rPr>
+    </w:lvl>
+    <w:lvl w:ilvl="3" w:tplc="04090001" w:tentative="1">
+      <w:start w:val="1"/>
+      <w:numFmt w:val="bullet"/>
+      <w:lvlText w:val=""/>
+      <w:lvlJc w:val="left"/>
+      <w:pPr>
+        <w:ind w:left="2400" w:hanging="480"/>
+      </w:pPr>
+      <w:rPr>
+        <w:rFonts w:ascii="Wingdings" w:hAnsi="Wingdings" w:hint="default"/>
+      </w:rPr>
+    </w:lvl>
+    <w:lvl w:ilvl="4" w:tplc="04090003" w:tentative="1">
+      <w:start w:val="1"/>
+      <w:numFmt w:val="bullet"/>
+      <w:lvlText w:val=""/>
+      <w:lvlJc w:val="left"/>
+      <w:pPr>
+        <w:ind w:left="2880" w:hanging="480"/>
+      </w:pPr>
+      <w:rPr>
+        <w:rFonts w:ascii="Wingdings" w:hAnsi="Wingdings" w:hint="default"/>
+      </w:rPr>
+    </w:lvl>
+    <w:lvl w:ilvl="5" w:tplc="04090005" w:tentative="1">
+      <w:start w:val="1"/>
+      <w:numFmt w:val="bullet"/>
+      <w:lvlText w:val=""/>
+      <w:lvlJc w:val="left"/>
+      <w:pPr>
+        <w:ind w:left="3360" w:hanging="480"/>
+      </w:pPr>
+      <w:rPr>
+        <w:rFonts w:ascii="Wingdings" w:hAnsi="Wingdings" w:hint="default"/>
+      </w:rPr>
+    </w:lvl>
+    <w:lvl w:ilvl="6" w:tplc="04090001" w:tentative="1">
+      <w:start w:val="1"/>
+      <w:numFmt w:val="bullet"/>
+      <w:lvlText w:val=""/>
+      <w:lvlJc w:val="left"/>
+      <w:pPr>
+        <w:ind w:left="3840" w:hanging="480"/>
+      </w:pPr>
+      <w:rPr>
+        <w:rFonts w:ascii="Wingdings" w:hAnsi="Wingdings" w:hint="default"/>
+      </w:rPr>
+    </w:lvl>
+    <w:lvl w:ilvl="7" w:tplc="04090003" w:tentative="1">
+      <w:start w:val="1"/>
+      <w:numFmt w:val="bullet"/>
+      <w:lvlText w:val=""/>
+      <w:lvlJc w:val="left"/>
+      <w:pPr>
+        <w:ind w:left="4320" w:hanging="480"/>
+      </w:pPr>
+      <w:rPr>
+        <w:rFonts w:ascii="Wingdings" w:hAnsi="Wingdings" w:hint="default"/>
+      </w:rPr>
+    </w:lvl>
+    <w:lvl w:ilvl="8" w:tplc="04090005" w:tentative="1">
+      <w:start w:val="1"/>
+      <w:numFmt w:val="bullet"/>
+      <w:lvlText w:val=""/>
+      <w:lvlJc w:val="left"/>
+      <w:pPr>
+        <w:ind w:left="4800" w:hanging="480"/>
+      </w:pPr>
+      <w:rPr>
+        <w:rFonts w:ascii="Wingdings" w:hAnsi="Wingdings" w:hint="default"/>
+      </w:rPr>
+    </w:lvl>
+  </w:abstractNum>
+  <w:abstractNum w:abstractNumId="18" w15:restartNumberingAfterBreak="0">
     <w:nsid w:val="454D64C2"/>
     <w:multiLevelType w:val="hybridMultilevel"/>
     <w:tmpl w:val="5AC49A4A"/>
@@ -3579,7 +4281,120 @@
       </w:pPr>
     </w:lvl>
   </w:abstractNum>
-  <w:abstractNum w:abstractNumId="16" w15:restartNumberingAfterBreak="0">
+  <w:abstractNum w:abstractNumId="19" w15:restartNumberingAfterBreak="0">
+    <w:nsid w:val="4B2E6E79"/>
+    <w:multiLevelType w:val="hybridMultilevel"/>
+    <w:tmpl w:val="AB4AAEEE"/>
+    <w:lvl w:ilvl="0" w:tplc="04090003">
+      <w:start w:val="1"/>
+      <w:numFmt w:val="bullet"/>
+      <w:lvlText w:val=""/>
+      <w:lvlJc w:val="left"/>
+      <w:pPr>
+        <w:ind w:left="764" w:hanging="480"/>
+      </w:pPr>
+      <w:rPr>
+        <w:rFonts w:ascii="Wingdings" w:hAnsi="Wingdings" w:hint="default"/>
+      </w:rPr>
+    </w:lvl>
+    <w:lvl w:ilvl="1" w:tplc="04090003" w:tentative="1">
+      <w:start w:val="1"/>
+      <w:numFmt w:val="bullet"/>
+      <w:lvlText w:val=""/>
+      <w:lvlJc w:val="left"/>
+      <w:pPr>
+        <w:ind w:left="1244" w:hanging="480"/>
+      </w:pPr>
+      <w:rPr>
+        <w:rFonts w:ascii="Wingdings" w:hAnsi="Wingdings" w:hint="default"/>
+      </w:rPr>
+    </w:lvl>
+    <w:lvl w:ilvl="2" w:tplc="04090005" w:tentative="1">
+      <w:start w:val="1"/>
+      <w:numFmt w:val="bullet"/>
+      <w:lvlText w:val=""/>
+      <w:lvlJc w:val="left"/>
+      <w:pPr>
+        <w:ind w:left="1724" w:hanging="480"/>
+      </w:pPr>
+      <w:rPr>
+        <w:rFonts w:ascii="Wingdings" w:hAnsi="Wingdings" w:hint="default"/>
+      </w:rPr>
+    </w:lvl>
+    <w:lvl w:ilvl="3" w:tplc="04090001" w:tentative="1">
+      <w:start w:val="1"/>
+      <w:numFmt w:val="bullet"/>
+      <w:lvlText w:val=""/>
+      <w:lvlJc w:val="left"/>
+      <w:pPr>
+        <w:ind w:left="2204" w:hanging="480"/>
+      </w:pPr>
+      <w:rPr>
+        <w:rFonts w:ascii="Wingdings" w:hAnsi="Wingdings" w:hint="default"/>
+      </w:rPr>
+    </w:lvl>
+    <w:lvl w:ilvl="4" w:tplc="04090003" w:tentative="1">
+      <w:start w:val="1"/>
+      <w:numFmt w:val="bullet"/>
+      <w:lvlText w:val=""/>
+      <w:lvlJc w:val="left"/>
+      <w:pPr>
+        <w:ind w:left="2684" w:hanging="480"/>
+      </w:pPr>
+      <w:rPr>
+        <w:rFonts w:ascii="Wingdings" w:hAnsi="Wingdings" w:hint="default"/>
+      </w:rPr>
+    </w:lvl>
+    <w:lvl w:ilvl="5" w:tplc="04090005" w:tentative="1">
+      <w:start w:val="1"/>
+      <w:numFmt w:val="bullet"/>
+      <w:lvlText w:val=""/>
+      <w:lvlJc w:val="left"/>
+      <w:pPr>
+        <w:ind w:left="3164" w:hanging="480"/>
+      </w:pPr>
+      <w:rPr>
+        <w:rFonts w:ascii="Wingdings" w:hAnsi="Wingdings" w:hint="default"/>
+      </w:rPr>
+    </w:lvl>
+    <w:lvl w:ilvl="6" w:tplc="04090001" w:tentative="1">
+      <w:start w:val="1"/>
+      <w:numFmt w:val="bullet"/>
+      <w:lvlText w:val=""/>
+      <w:lvlJc w:val="left"/>
+      <w:pPr>
+        <w:ind w:left="3644" w:hanging="480"/>
+      </w:pPr>
+      <w:rPr>
+        <w:rFonts w:ascii="Wingdings" w:hAnsi="Wingdings" w:hint="default"/>
+      </w:rPr>
+    </w:lvl>
+    <w:lvl w:ilvl="7" w:tplc="04090003" w:tentative="1">
+      <w:start w:val="1"/>
+      <w:numFmt w:val="bullet"/>
+      <w:lvlText w:val=""/>
+      <w:lvlJc w:val="left"/>
+      <w:pPr>
+        <w:ind w:left="4124" w:hanging="480"/>
+      </w:pPr>
+      <w:rPr>
+        <w:rFonts w:ascii="Wingdings" w:hAnsi="Wingdings" w:hint="default"/>
+      </w:rPr>
+    </w:lvl>
+    <w:lvl w:ilvl="8" w:tplc="04090005" w:tentative="1">
+      <w:start w:val="1"/>
+      <w:numFmt w:val="bullet"/>
+      <w:lvlText w:val=""/>
+      <w:lvlJc w:val="left"/>
+      <w:pPr>
+        <w:ind w:left="4604" w:hanging="480"/>
+      </w:pPr>
+      <w:rPr>
+        <w:rFonts w:ascii="Wingdings" w:hAnsi="Wingdings" w:hint="default"/>
+      </w:rPr>
+    </w:lvl>
+  </w:abstractNum>
+  <w:abstractNum w:abstractNumId="20" w15:restartNumberingAfterBreak="0">
     <w:nsid w:val="4CC73BD1"/>
     <w:multiLevelType w:val="hybridMultilevel"/>
     <w:tmpl w:val="001ED3FC"/>
@@ -3692,7 +4507,7 @@
       </w:rPr>
     </w:lvl>
   </w:abstractNum>
-  <w:abstractNum w:abstractNumId="17" w15:restartNumberingAfterBreak="0">
+  <w:abstractNum w:abstractNumId="21" w15:restartNumberingAfterBreak="0">
     <w:nsid w:val="4D8D6A24"/>
     <w:multiLevelType w:val="hybridMultilevel"/>
     <w:tmpl w:val="827EB002"/>
@@ -3781,7 +4596,7 @@
       </w:pPr>
     </w:lvl>
   </w:abstractNum>
-  <w:abstractNum w:abstractNumId="18" w15:restartNumberingAfterBreak="0">
+  <w:abstractNum w:abstractNumId="22" w15:restartNumberingAfterBreak="0">
     <w:nsid w:val="5F4F3404"/>
     <w:multiLevelType w:val="hybridMultilevel"/>
     <w:tmpl w:val="81343182"/>
@@ -3867,7 +4682,7 @@
       </w:pPr>
     </w:lvl>
   </w:abstractNum>
-  <w:abstractNum w:abstractNumId="19" w15:restartNumberingAfterBreak="0">
+  <w:abstractNum w:abstractNumId="23" w15:restartNumberingAfterBreak="0">
     <w:nsid w:val="60793F8E"/>
     <w:multiLevelType w:val="hybridMultilevel"/>
     <w:tmpl w:val="BD1437BA"/>
@@ -3980,7 +4795,7 @@
       </w:rPr>
     </w:lvl>
   </w:abstractNum>
-  <w:abstractNum w:abstractNumId="20" w15:restartNumberingAfterBreak="0">
+  <w:abstractNum w:abstractNumId="24" w15:restartNumberingAfterBreak="0">
     <w:nsid w:val="641F553C"/>
     <w:multiLevelType w:val="hybridMultilevel"/>
     <w:tmpl w:val="AFE0C0B4"/>
@@ -4093,7 +4908,7 @@
       </w:rPr>
     </w:lvl>
   </w:abstractNum>
-  <w:abstractNum w:abstractNumId="21" w15:restartNumberingAfterBreak="0">
+  <w:abstractNum w:abstractNumId="25" w15:restartNumberingAfterBreak="0">
     <w:nsid w:val="65177F52"/>
     <w:multiLevelType w:val="hybridMultilevel"/>
     <w:tmpl w:val="80C47390"/>
@@ -4206,7 +5021,7 @@
       </w:rPr>
     </w:lvl>
   </w:abstractNum>
-  <w:abstractNum w:abstractNumId="22" w15:restartNumberingAfterBreak="0">
+  <w:abstractNum w:abstractNumId="26" w15:restartNumberingAfterBreak="0">
     <w:nsid w:val="6B9625F4"/>
     <w:multiLevelType w:val="hybridMultilevel"/>
     <w:tmpl w:val="95D46298"/>
@@ -4319,7 +5134,7 @@
       </w:rPr>
     </w:lvl>
   </w:abstractNum>
-  <w:abstractNum w:abstractNumId="23" w15:restartNumberingAfterBreak="0">
+  <w:abstractNum w:abstractNumId="27" w15:restartNumberingAfterBreak="0">
     <w:nsid w:val="6D93644E"/>
     <w:multiLevelType w:val="hybridMultilevel"/>
     <w:tmpl w:val="9F6C99DE"/>
@@ -4432,7 +5247,7 @@
       </w:rPr>
     </w:lvl>
   </w:abstractNum>
-  <w:abstractNum w:abstractNumId="24" w15:restartNumberingAfterBreak="0">
+  <w:abstractNum w:abstractNumId="28" w15:restartNumberingAfterBreak="0">
     <w:nsid w:val="760D31EC"/>
     <w:multiLevelType w:val="hybridMultilevel"/>
     <w:tmpl w:val="4A7CDDF4"/>
@@ -4545,7 +5360,7 @@
       </w:rPr>
     </w:lvl>
   </w:abstractNum>
-  <w:abstractNum w:abstractNumId="25" w15:restartNumberingAfterBreak="0">
+  <w:abstractNum w:abstractNumId="29" w15:restartNumberingAfterBreak="0">
     <w:nsid w:val="76F14130"/>
     <w:multiLevelType w:val="hybridMultilevel"/>
     <w:tmpl w:val="089EDD34"/>
@@ -4658,7 +5473,7 @@
       </w:rPr>
     </w:lvl>
   </w:abstractNum>
-  <w:abstractNum w:abstractNumId="26" w15:restartNumberingAfterBreak="0">
+  <w:abstractNum w:abstractNumId="30" w15:restartNumberingAfterBreak="0">
     <w:nsid w:val="770B3824"/>
     <w:multiLevelType w:val="hybridMultilevel"/>
     <w:tmpl w:val="DC38D608"/>
@@ -4771,86 +5586,98 @@
       </w:rPr>
     </w:lvl>
   </w:abstractNum>
-  <w:num w:numId="1" w16cid:durableId="1396465662">
-    <w:abstractNumId w:val="19"/>
+  <w:num w:numId="1">
+    <w:abstractNumId w:val="23"/>
   </w:num>
-  <w:num w:numId="2" w16cid:durableId="1492285878">
+  <w:num w:numId="2">
+    <w:abstractNumId w:val="7"/>
+  </w:num>
+  <w:num w:numId="3">
+    <w:abstractNumId w:val="0"/>
+  </w:num>
+  <w:num w:numId="4">
+    <w:abstractNumId w:val="9"/>
+  </w:num>
+  <w:num w:numId="5">
+    <w:abstractNumId w:val="18"/>
+  </w:num>
+  <w:num w:numId="6">
+    <w:abstractNumId w:val="30"/>
+  </w:num>
+  <w:num w:numId="7">
+    <w:abstractNumId w:val="1"/>
+  </w:num>
+  <w:num w:numId="8">
+    <w:abstractNumId w:val="21"/>
+  </w:num>
+  <w:num w:numId="9">
+    <w:abstractNumId w:val="22"/>
+  </w:num>
+  <w:num w:numId="10">
+    <w:abstractNumId w:val="8"/>
+  </w:num>
+  <w:num w:numId="11">
+    <w:abstractNumId w:val="4"/>
+  </w:num>
+  <w:num w:numId="12">
+    <w:abstractNumId w:val="11"/>
+  </w:num>
+  <w:num w:numId="13">
     <w:abstractNumId w:val="6"/>
   </w:num>
-  <w:num w:numId="3" w16cid:durableId="1169951738">
-    <w:abstractNumId w:val="0"/>
+  <w:num w:numId="14">
+    <w:abstractNumId w:val="28"/>
   </w:num>
-  <w:num w:numId="4" w16cid:durableId="759567050">
-    <w:abstractNumId w:val="8"/>
+  <w:num w:numId="15">
+    <w:abstractNumId w:val="27"/>
   </w:num>
-  <w:num w:numId="5" w16cid:durableId="895359915">
+  <w:num w:numId="16">
+    <w:abstractNumId w:val="20"/>
+  </w:num>
+  <w:num w:numId="17">
+    <w:abstractNumId w:val="2"/>
+  </w:num>
+  <w:num w:numId="18">
+    <w:abstractNumId w:val="25"/>
+  </w:num>
+  <w:num w:numId="19">
+    <w:abstractNumId w:val="13"/>
+  </w:num>
+  <w:num w:numId="20">
+    <w:abstractNumId w:val="16"/>
+  </w:num>
+  <w:num w:numId="21">
+    <w:abstractNumId w:val="14"/>
+  </w:num>
+  <w:num w:numId="22">
+    <w:abstractNumId w:val="3"/>
+  </w:num>
+  <w:num w:numId="23">
+    <w:abstractNumId w:val="26"/>
+  </w:num>
+  <w:num w:numId="24">
+    <w:abstractNumId w:val="24"/>
+  </w:num>
+  <w:num w:numId="25">
+    <w:abstractNumId w:val="10"/>
+  </w:num>
+  <w:num w:numId="26">
+    <w:abstractNumId w:val="29"/>
+  </w:num>
+  <w:num w:numId="27">
     <w:abstractNumId w:val="15"/>
   </w:num>
-  <w:num w:numId="6" w16cid:durableId="140537412">
-    <w:abstractNumId w:val="26"/>
+  <w:num w:numId="28">
+    <w:abstractNumId w:val="12"/>
   </w:num>
-  <w:num w:numId="7" w16cid:durableId="885946188">
-    <w:abstractNumId w:val="1"/>
+  <w:num w:numId="29">
+    <w:abstractNumId w:val="5"/>
   </w:num>
-  <w:num w:numId="8" w16cid:durableId="1374380873">
+  <w:num w:numId="30">
     <w:abstractNumId w:val="17"/>
   </w:num>
-  <w:num w:numId="9" w16cid:durableId="373508166">
-    <w:abstractNumId w:val="18"/>
-  </w:num>
-  <w:num w:numId="10" w16cid:durableId="98457797">
-    <w:abstractNumId w:val="7"/>
-  </w:num>
-  <w:num w:numId="11" w16cid:durableId="332270055">
-    <w:abstractNumId w:val="4"/>
-  </w:num>
-  <w:num w:numId="12" w16cid:durableId="789976794">
-    <w:abstractNumId w:val="10"/>
-  </w:num>
-  <w:num w:numId="13" w16cid:durableId="1071806885">
-    <w:abstractNumId w:val="5"/>
-  </w:num>
-  <w:num w:numId="14" w16cid:durableId="1944147904">
-    <w:abstractNumId w:val="24"/>
-  </w:num>
-  <w:num w:numId="15" w16cid:durableId="1134372578">
-    <w:abstractNumId w:val="23"/>
-  </w:num>
-  <w:num w:numId="16" w16cid:durableId="522281605">
-    <w:abstractNumId w:val="16"/>
-  </w:num>
-  <w:num w:numId="17" w16cid:durableId="1649892501">
-    <w:abstractNumId w:val="2"/>
-  </w:num>
-  <w:num w:numId="18" w16cid:durableId="553351735">
-    <w:abstractNumId w:val="21"/>
-  </w:num>
-  <w:num w:numId="19" w16cid:durableId="1889410694">
-    <w:abstractNumId w:val="11"/>
-  </w:num>
-  <w:num w:numId="20" w16cid:durableId="1043939129">
-    <w:abstractNumId w:val="14"/>
-  </w:num>
-  <w:num w:numId="21" w16cid:durableId="1977489767">
-    <w:abstractNumId w:val="12"/>
-  </w:num>
-  <w:num w:numId="22" w16cid:durableId="565460056">
-    <w:abstractNumId w:val="3"/>
-  </w:num>
-  <w:num w:numId="23" w16cid:durableId="346101113">
-    <w:abstractNumId w:val="22"/>
-  </w:num>
-  <w:num w:numId="24" w16cid:durableId="511338955">
-    <w:abstractNumId w:val="20"/>
-  </w:num>
-  <w:num w:numId="25" w16cid:durableId="2045985530">
-    <w:abstractNumId w:val="9"/>
-  </w:num>
-  <w:num w:numId="26" w16cid:durableId="1831946304">
-    <w:abstractNumId w:val="25"/>
-  </w:num>
-  <w:num w:numId="27" w16cid:durableId="1885167286">
-    <w:abstractNumId w:val="13"/>
+  <w:num w:numId="31">
+    <w:abstractNumId w:val="19"/>
   </w:num>
 </w:numbering>
 </file>
